--- a/set_maker/templ_.docx
+++ b/set_maker/templ_.docx
@@ -69,27 +69,13 @@
         <w:rPr>
           <w:lang w:val="en-US"/>
         </w:rPr>
-        <w:t>{</w:t>
-      </w:r>
-      <w:proofErr w:type="gramStart"/>
-      <w:r>
-        <w:rPr>
-          <w:lang w:val="en-US"/>
-        </w:rPr>
-        <w:t xml:space="preserve">{ </w:t>
+        <w:t xml:space="preserve">{{ </w:t>
       </w:r>
       <w:r>
         <w:rPr>
           <w:lang w:val="en-US"/>
         </w:rPr>
-        <w:t>general</w:t>
-      </w:r>
-      <w:proofErr w:type="gramEnd"/>
-      <w:r>
-        <w:rPr>
-          <w:lang w:val="en-US"/>
-        </w:rPr>
-        <w:t>_data.</w:t>
+        <w:t>general_data.</w:t>
       </w:r>
       <w:r>
         <w:rPr>
@@ -127,27 +113,13 @@
         <w:rPr>
           <w:lang w:val="en-US"/>
         </w:rPr>
-        <w:t>{</w:t>
-      </w:r>
-      <w:proofErr w:type="gramStart"/>
-      <w:r>
-        <w:rPr>
-          <w:lang w:val="en-US"/>
-        </w:rPr>
-        <w:t xml:space="preserve">{ </w:t>
+        <w:t xml:space="preserve">{{ </w:t>
       </w:r>
       <w:r>
         <w:rPr>
           <w:lang w:val="en-US"/>
         </w:rPr>
-        <w:t>general</w:t>
-      </w:r>
-      <w:proofErr w:type="gramEnd"/>
-      <w:r>
-        <w:rPr>
-          <w:lang w:val="en-US"/>
-        </w:rPr>
-        <w:t>_data.</w:t>
+        <w:t>general_data.</w:t>
       </w:r>
       <w:r>
         <w:rPr>
@@ -197,27 +169,13 @@
         <w:rPr>
           <w:lang w:val="en-US"/>
         </w:rPr>
-        <w:t>{</w:t>
-      </w:r>
-      <w:proofErr w:type="gramStart"/>
-      <w:r>
-        <w:rPr>
-          <w:lang w:val="en-US"/>
-        </w:rPr>
-        <w:t xml:space="preserve">{ </w:t>
+        <w:t xml:space="preserve">{{ </w:t>
       </w:r>
       <w:r>
         <w:rPr>
           <w:lang w:val="en-US"/>
         </w:rPr>
-        <w:t>general</w:t>
-      </w:r>
-      <w:proofErr w:type="gramEnd"/>
-      <w:r>
-        <w:rPr>
-          <w:lang w:val="en-US"/>
-        </w:rPr>
-        <w:t>_data.</w:t>
+        <w:t>general_data.</w:t>
       </w:r>
       <w:r>
         <w:rPr>
@@ -291,17 +249,7 @@
           <w:szCs w:val="40"/>
           <w:lang w:val="en-US"/>
         </w:rPr>
-        <w:t>{</w:t>
-      </w:r>
-      <w:proofErr w:type="gramStart"/>
-      <w:r>
-        <w:rPr>
-          <w:color w:val="F7941D"/>
-          <w:sz w:val="40"/>
-          <w:szCs w:val="40"/>
-          <w:lang w:val="en-US"/>
-        </w:rPr>
-        <w:t xml:space="preserve">{ </w:t>
+        <w:t xml:space="preserve">{{ </w:t>
       </w:r>
       <w:r>
         <w:rPr>
@@ -310,17 +258,7 @@
           <w:szCs w:val="40"/>
           <w:lang w:val="en-US"/>
         </w:rPr>
-        <w:t>general</w:t>
-      </w:r>
-      <w:proofErr w:type="gramEnd"/>
-      <w:r>
-        <w:rPr>
-          <w:color w:val="F7941D"/>
-          <w:sz w:val="40"/>
-          <w:szCs w:val="40"/>
-          <w:lang w:val="en-US"/>
-        </w:rPr>
-        <w:t>_data.</w:t>
+        <w:t>general_data.</w:t>
       </w:r>
       <w:r>
         <w:rPr>
@@ -901,7 +839,6 @@
       <w:r>
         <w:t xml:space="preserve"> </w:t>
       </w:r>
-      <w:proofErr w:type="gramStart"/>
       <w:r>
         <w:t xml:space="preserve">{{ </w:t>
       </w:r>
@@ -911,7 +848,6 @@
         </w:rPr>
         <w:t>general</w:t>
       </w:r>
-      <w:proofErr w:type="gramEnd"/>
       <w:r>
         <w:t>_</w:t>
       </w:r>
@@ -5388,7 +5324,7 @@
         <w:rPr>
           <w:lang w:val="en-US"/>
         </w:rPr>
-        <w:t xml:space="preserve"> {% for module_key, module_value in module_dict.modules.items() %}</w:t>
+        <w:t xml:space="preserve"> {% for bin_inputs_key, bin_inputs in bin_inputs.modules.items() %}</w:t>
       </w:r>
     </w:p>
     <w:p>
@@ -5405,70 +5341,24 @@
         <w:rPr>
           <w:lang w:val="en-US"/>
         </w:rPr>
-        <w:t xml:space="preserve"> {{ module_value.inserted_in_slot  }}. </w:t>
+        <w:t xml:space="preserve"> {{ bin_inputs.inserted_in_slot }}. </w:t>
       </w:r>
       <w:r>
-        <w:t>Модуль</w:t>
+        <w:t>Тип</w:t>
       </w:r>
       <w:r>
         <w:rPr>
           <w:lang w:val="en-US"/>
         </w:rPr>
-        <w:t xml:space="preserve"> </w:t>
-      </w:r>
-      <w:r>
-        <w:t>дискретных</w:t>
-      </w:r>
-      <w:r>
-        <w:rPr>
-          <w:lang w:val="en-US"/>
-        </w:rPr>
-        <w:t xml:space="preserve"> </w:t>
-      </w:r>
-      <w:r>
-        <w:t>входов</w:t>
-      </w:r>
-      <w:r>
-        <w:rPr>
-          <w:lang w:val="en-US"/>
-        </w:rPr>
-        <w:t xml:space="preserve"> ({{ module_value.type  }}){% for input_key, input_value in module_value.inputs.items() %}</w:t>
+        <w:t xml:space="preserve"> {{ bin_inputs.type }}{% for bin_input_key, bin_input in bin_inputs.inputs.items() %}</w:t>
       </w:r>
     </w:p>
     <w:p>
       <w:pPr>
         <w:pStyle w:val="a7"/>
       </w:pPr>
-      <w:proofErr w:type="gramStart"/>
       <w:r>
-        <w:t xml:space="preserve">{{ </w:t>
-      </w:r>
-      <w:bookmarkStart w:id="5" w:name="_GoBack"/>
-      <w:r>
-        <w:t>input_</w:t>
-      </w:r>
-      <w:r>
-        <w:rPr>
-          <w:lang w:val="en-US"/>
-        </w:rPr>
-        <w:t>value</w:t>
-      </w:r>
-      <w:r>
-        <w:t>.</w:t>
-      </w:r>
-      <w:r>
-        <w:rPr>
-          <w:lang w:val="en-US"/>
-        </w:rPr>
-        <w:t>name</w:t>
-      </w:r>
-      <w:proofErr w:type="gramEnd"/>
-      <w:r>
-        <w:t xml:space="preserve"> </w:t>
-      </w:r>
-      <w:bookmarkEnd w:id="5"/>
-      <w:r>
-        <w:t>}}</w:t>
+        <w:t>{{ bin_input.name }}</w:t>
       </w:r>
     </w:p>
     <w:tbl>
@@ -5502,14 +5392,8 @@
           <w:p>
             <w:pPr>
               <w:pStyle w:val="affa"/>
-              <w:rPr>
-                <w:lang w:val="ru-RU"/>
-              </w:rPr>
             </w:pPr>
             <w:r>
-              <w:rPr>
-                <w:lang w:val="ru-RU"/>
-              </w:rPr>
               <w:t>№</w:t>
             </w:r>
           </w:p>
@@ -5522,14 +5406,8 @@
           <w:p>
             <w:pPr>
               <w:pStyle w:val="affa"/>
-              <w:rPr>
-                <w:lang w:val="ru-RU"/>
-              </w:rPr>
             </w:pPr>
             <w:r>
-              <w:rPr>
-                <w:lang w:val="ru-RU"/>
-              </w:rPr>
               <w:t>Описание</w:t>
             </w:r>
           </w:p>
@@ -5542,14 +5420,8 @@
           <w:p>
             <w:pPr>
               <w:pStyle w:val="affa"/>
-              <w:rPr>
-                <w:lang w:val="ru-RU"/>
-              </w:rPr>
             </w:pPr>
             <w:r>
-              <w:rPr>
-                <w:lang w:val="ru-RU"/>
-              </w:rPr>
               <w:t>Наименование</w:t>
             </w:r>
           </w:p>
@@ -5562,14 +5434,8 @@
           <w:p>
             <w:pPr>
               <w:pStyle w:val="affa"/>
-              <w:rPr>
-                <w:lang w:val="ru-RU"/>
-              </w:rPr>
             </w:pPr>
             <w:r>
-              <w:rPr>
-                <w:lang w:val="ru-RU"/>
-              </w:rPr>
               <w:t>Значение / Диапазон</w:t>
             </w:r>
           </w:p>
@@ -5582,14 +5448,8 @@
           <w:p>
             <w:pPr>
               <w:pStyle w:val="affa"/>
-              <w:rPr>
-                <w:lang w:val="ru-RU"/>
-              </w:rPr>
             </w:pPr>
             <w:r>
-              <w:rPr>
-                <w:lang w:val="ru-RU"/>
-              </w:rPr>
               <w:t>Ед. изм.</w:t>
             </w:r>
           </w:p>
@@ -5602,14 +5462,8 @@
           <w:p>
             <w:pPr>
               <w:pStyle w:val="affa"/>
-              <w:rPr>
-                <w:lang w:val="ru-RU"/>
-              </w:rPr>
             </w:pPr>
             <w:r>
-              <w:rPr>
-                <w:lang w:val="ru-RU"/>
-              </w:rPr>
               <w:t>Шаг</w:t>
             </w:r>
           </w:p>
@@ -5622,14 +5476,8 @@
           <w:p>
             <w:pPr>
               <w:pStyle w:val="affa"/>
-              <w:rPr>
-                <w:lang w:val="ru-RU"/>
-              </w:rPr>
             </w:pPr>
             <w:r>
-              <w:rPr>
-                <w:lang w:val="ru-RU"/>
-              </w:rPr>
               <w:t>Значение по умолчанию</w:t>
             </w:r>
           </w:p>
@@ -5642,14 +5490,8 @@
           <w:p>
             <w:pPr>
               <w:pStyle w:val="affa"/>
-              <w:rPr>
-                <w:lang w:val="ru-RU"/>
-              </w:rPr>
             </w:pPr>
             <w:r>
-              <w:rPr>
-                <w:lang w:val="ru-RU"/>
-              </w:rPr>
               <w:t>Уставка</w:t>
             </w:r>
           </w:p>
@@ -5749,73 +5591,7 @@
               <w:rPr>
                 <w:lang w:val="en-US"/>
               </w:rPr>
-              <w:t>{%</w:t>
-            </w:r>
-            <w:r>
-              <w:rPr>
-                <w:lang w:val="en-US"/>
-              </w:rPr>
-              <w:t>tr</w:t>
-            </w:r>
-            <w:r>
-              <w:rPr>
-                <w:lang w:val="en-US"/>
-              </w:rPr>
-              <w:t xml:space="preserve"> </w:t>
-            </w:r>
-            <w:r>
-              <w:rPr>
-                <w:lang w:val="en-US"/>
-              </w:rPr>
-              <w:t>for</w:t>
-            </w:r>
-            <w:r>
-              <w:rPr>
-                <w:lang w:val="en-US"/>
-              </w:rPr>
-              <w:t xml:space="preserve"> </w:t>
-            </w:r>
-            <w:r>
-              <w:rPr>
-                <w:lang w:val="en-US"/>
-              </w:rPr>
-              <w:t>param</w:t>
-            </w:r>
-            <w:r>
-              <w:rPr>
-                <w:lang w:val="en-US"/>
-              </w:rPr>
-              <w:t>_</w:t>
-            </w:r>
-            <w:r>
-              <w:rPr>
-                <w:lang w:val="en-US"/>
-              </w:rPr>
-              <w:t>name</w:t>
-            </w:r>
-            <w:r>
-              <w:rPr>
-                <w:lang w:val="en-US"/>
-              </w:rPr>
-              <w:t xml:space="preserve">, </w:t>
-            </w:r>
-            <w:r>
-              <w:rPr>
-                <w:lang w:val="en-US"/>
-              </w:rPr>
-              <w:t>param_data in input_value.</w:t>
-            </w:r>
-            <w:r>
-              <w:rPr>
-                <w:lang w:val="en-US"/>
-              </w:rPr>
-              <w:t>properties.</w:t>
-            </w:r>
-            <w:r>
-              <w:rPr>
-                <w:lang w:val="en-US"/>
-              </w:rPr>
-              <w:t>items() %}</w:t>
+              <w:t>{%tr for param_name, param_data in bin_input.properties.items() %}</w:t>
             </w:r>
           </w:p>
         </w:tc>
@@ -5828,14 +5604,8 @@
           <w:p>
             <w:pPr>
               <w:jc w:val="center"/>
-              <w:rPr>
-                <w:lang w:val="en-US"/>
-              </w:rPr>
             </w:pPr>
             <w:r>
-              <w:rPr>
-                <w:lang w:val="en-US"/>
-              </w:rPr>
               <w:t>{{ loop.index }}</w:t>
             </w:r>
           </w:p>
@@ -5845,15 +5615,7 @@
             <w:tcW w:w="1771" w:type="dxa"/>
           </w:tcPr>
           <w:p>
-            <w:pPr>
-              <w:rPr>
-                <w:lang w:val="en-US"/>
-              </w:rPr>
-            </w:pPr>
             <w:r>
-              <w:rPr>
-                <w:lang w:val="en-US"/>
-              </w:rPr>
               <w:t>{{ param_data.description }}</w:t>
             </w:r>
           </w:p>
@@ -5901,13 +5663,7 @@
           </w:tcPr>
           <w:p>
             <w:r>
-              <w:rPr>
-                <w:lang w:val="en-US"/>
-              </w:rPr>
-              <w:t>{{ param_data.valu</w:t>
-            </w:r>
-            <w:r>
-              <w:t>e_range }}</w:t>
+              <w:t>{{ param_data.value_range }}</w:t>
             </w:r>
           </w:p>
         </w:tc>
@@ -5983,19 +5739,1351 @@
         <w:pStyle w:val="TAGS"/>
       </w:pPr>
       <w:r>
-        <w:t xml:space="preserve">{% endfor </w:t>
+        <w:t>{% endfor %}{% endfor %}</w:t>
       </w:r>
-      <w:proofErr w:type="gramStart"/>
+    </w:p>
+    <w:p>
+      <w:pPr>
+        <w:pStyle w:val="20"/>
+        <w:rPr>
+          <w:lang w:val="en-US"/>
+        </w:rPr>
+      </w:pPr>
       <w:r>
-        <w:t>%}{</w:t>
+        <w:t>Модули</w:t>
       </w:r>
-      <w:proofErr w:type="gramEnd"/>
       <w:r>
-        <w:t>% endfor %}</w:t>
+        <w:rPr>
+          <w:lang w:val="en-US"/>
+        </w:rPr>
+        <w:t xml:space="preserve"> </w:t>
+      </w:r>
+      <w:r>
+        <w:t>дискретных</w:t>
+      </w:r>
+      <w:r>
+        <w:rPr>
+          <w:lang w:val="en-US"/>
+        </w:rPr>
+        <w:t xml:space="preserve"> </w:t>
+      </w:r>
+      <w:r>
+        <w:t>выходов</w:t>
+      </w:r>
+      <w:r>
+        <w:rPr>
+          <w:lang w:val="en-US"/>
+        </w:rPr>
+        <w:t xml:space="preserve"> {% for bin_outputs_key, bin_outputs in bin_outputs.modules.items() %}</w:t>
+      </w:r>
+    </w:p>
+    <w:p>
+      <w:pPr>
+        <w:pStyle w:val="30"/>
+        <w:rPr>
+          <w:lang w:val="en-US"/>
+        </w:rPr>
+      </w:pPr>
+      <w:r>
+        <w:t>Слот</w:t>
+      </w:r>
+      <w:r>
+        <w:rPr>
+          <w:lang w:val="en-US"/>
+        </w:rPr>
+        <w:t xml:space="preserve"> {{ bin_outputs.inserted_in_slot }}. </w:t>
+      </w:r>
+      <w:r>
+        <w:t>Тип</w:t>
+      </w:r>
+      <w:r>
+        <w:rPr>
+          <w:lang w:val="en-US"/>
+        </w:rPr>
+        <w:t xml:space="preserve"> {{ bin_outputs.type }}{% for bin_output_key, bin_output in bin_outputs.inputs.items() %}</w:t>
+      </w:r>
+    </w:p>
+    <w:p>
+      <w:pPr>
+        <w:pStyle w:val="a7"/>
+      </w:pPr>
+      <w:r>
+        <w:t>{{ bin_output.name }}</w:t>
+      </w:r>
+    </w:p>
+    <w:tbl>
+      <w:tblPr>
+        <w:tblStyle w:val="510"/>
+        <w:tblW w:w="0" w:type="auto"/>
+        <w:tblLayout w:type="fixed"/>
+        <w:tblLook w:val="04A0" w:firstRow="1" w:lastRow="0" w:firstColumn="1" w:lastColumn="0" w:noHBand="0" w:noVBand="1"/>
+      </w:tblPr>
+      <w:tblGrid>
+        <w:gridCol w:w="403"/>
+        <w:gridCol w:w="1771"/>
+        <w:gridCol w:w="1296"/>
+        <w:gridCol w:w="576"/>
+        <w:gridCol w:w="2304"/>
+        <w:gridCol w:w="792"/>
+        <w:gridCol w:w="648"/>
+        <w:gridCol w:w="1296"/>
+        <w:gridCol w:w="1512"/>
+      </w:tblGrid>
+      <w:tr>
+        <w:trPr>
+          <w:cnfStyle w:val="100000000000" w:firstRow="1" w:lastRow="0" w:firstColumn="0" w:lastColumn="0" w:oddVBand="0" w:evenVBand="0" w:oddHBand="0" w:evenHBand="0" w:firstRowFirstColumn="0" w:firstRowLastColumn="0" w:lastRowFirstColumn="0" w:lastRowLastColumn="0"/>
+          <w:tblHeader/>
+        </w:trPr>
+        <w:tc>
+          <w:tcPr>
+            <w:tcW w:w="403" w:type="dxa"/>
+            <w:vMerge w:val="restart"/>
+          </w:tcPr>
+          <w:p>
+            <w:pPr>
+              <w:pStyle w:val="affa"/>
+            </w:pPr>
+            <w:r>
+              <w:t>№</w:t>
+            </w:r>
+          </w:p>
+        </w:tc>
+        <w:tc>
+          <w:tcPr>
+            <w:tcW w:w="1771" w:type="dxa"/>
+            <w:vMerge w:val="restart"/>
+          </w:tcPr>
+          <w:p>
+            <w:pPr>
+              <w:pStyle w:val="affa"/>
+            </w:pPr>
+            <w:r>
+              <w:t>Описание</w:t>
+            </w:r>
+          </w:p>
+        </w:tc>
+        <w:tc>
+          <w:tcPr>
+            <w:tcW w:w="576" w:type="dxa"/>
+            <w:gridSpan w:val="2"/>
+          </w:tcPr>
+          <w:p>
+            <w:pPr>
+              <w:pStyle w:val="affa"/>
+            </w:pPr>
+            <w:r>
+              <w:t>Наименование</w:t>
+            </w:r>
+          </w:p>
+        </w:tc>
+        <w:tc>
+          <w:tcPr>
+            <w:tcW w:w="2304" w:type="dxa"/>
+            <w:vMerge w:val="restart"/>
+          </w:tcPr>
+          <w:p>
+            <w:pPr>
+              <w:pStyle w:val="affa"/>
+            </w:pPr>
+            <w:r>
+              <w:t>Значение / Диапазон</w:t>
+            </w:r>
+          </w:p>
+        </w:tc>
+        <w:tc>
+          <w:tcPr>
+            <w:tcW w:w="792" w:type="dxa"/>
+            <w:vMerge w:val="restart"/>
+          </w:tcPr>
+          <w:p>
+            <w:pPr>
+              <w:pStyle w:val="affa"/>
+            </w:pPr>
+            <w:r>
+              <w:t>Ед. изм.</w:t>
+            </w:r>
+          </w:p>
+        </w:tc>
+        <w:tc>
+          <w:tcPr>
+            <w:tcW w:w="648" w:type="dxa"/>
+            <w:vMerge w:val="restart"/>
+          </w:tcPr>
+          <w:p>
+            <w:pPr>
+              <w:pStyle w:val="affa"/>
+            </w:pPr>
+            <w:r>
+              <w:t>Шаг</w:t>
+            </w:r>
+          </w:p>
+        </w:tc>
+        <w:tc>
+          <w:tcPr>
+            <w:tcW w:w="1296" w:type="dxa"/>
+            <w:vMerge w:val="restart"/>
+          </w:tcPr>
+          <w:p>
+            <w:pPr>
+              <w:pStyle w:val="affa"/>
+            </w:pPr>
+            <w:r>
+              <w:t>Значение по умолчанию</w:t>
+            </w:r>
+          </w:p>
+        </w:tc>
+        <w:tc>
+          <w:tcPr>
+            <w:tcW w:w="1512" w:type="dxa"/>
+            <w:vMerge w:val="restart"/>
+          </w:tcPr>
+          <w:p>
+            <w:pPr>
+              <w:pStyle w:val="affa"/>
+            </w:pPr>
+            <w:r>
+              <w:t>Уставка</w:t>
+            </w:r>
+          </w:p>
+        </w:tc>
+      </w:tr>
+      <w:tr>
+        <w:trPr>
+          <w:cnfStyle w:val="100000000000" w:firstRow="1" w:lastRow="0" w:firstColumn="0" w:lastColumn="0" w:oddVBand="0" w:evenVBand="0" w:oddHBand="0" w:evenHBand="0" w:firstRowFirstColumn="0" w:firstRowLastColumn="0" w:lastRowFirstColumn="0" w:lastRowLastColumn="0"/>
+          <w:tblHeader/>
+        </w:trPr>
+        <w:tc>
+          <w:tcPr>
+            <w:tcW w:w="1178" w:type="dxa"/>
+            <w:vMerge/>
+          </w:tcPr>
+          <w:p/>
+        </w:tc>
+        <w:tc>
+          <w:tcPr>
+            <w:tcW w:w="1178" w:type="dxa"/>
+            <w:vMerge/>
+          </w:tcPr>
+          <w:p/>
+        </w:tc>
+        <w:tc>
+          <w:tcPr>
+            <w:tcW w:w="1296" w:type="dxa"/>
+          </w:tcPr>
+          <w:p>
+            <w:pPr>
+              <w:jc w:val="center"/>
+            </w:pPr>
+            <w:r>
+              <w:t>ПО</w:t>
+            </w:r>
+          </w:p>
+        </w:tc>
+        <w:tc>
+          <w:tcPr>
+            <w:tcW w:w="576" w:type="dxa"/>
+          </w:tcPr>
+          <w:p>
+            <w:r>
+              <w:t>ФСУ</w:t>
+            </w:r>
+          </w:p>
+        </w:tc>
+        <w:tc>
+          <w:tcPr>
+            <w:tcW w:w="1178" w:type="dxa"/>
+            <w:vMerge/>
+          </w:tcPr>
+          <w:p/>
+        </w:tc>
+        <w:tc>
+          <w:tcPr>
+            <w:tcW w:w="1178" w:type="dxa"/>
+            <w:vMerge/>
+          </w:tcPr>
+          <w:p/>
+        </w:tc>
+        <w:tc>
+          <w:tcPr>
+            <w:tcW w:w="1178" w:type="dxa"/>
+            <w:vMerge/>
+          </w:tcPr>
+          <w:p/>
+        </w:tc>
+        <w:tc>
+          <w:tcPr>
+            <w:tcW w:w="1178" w:type="dxa"/>
+            <w:vMerge/>
+          </w:tcPr>
+          <w:p/>
+        </w:tc>
+        <w:tc>
+          <w:tcPr>
+            <w:tcW w:w="1178" w:type="dxa"/>
+            <w:vMerge/>
+          </w:tcPr>
+          <w:p/>
+        </w:tc>
+      </w:tr>
+      <w:tr>
+        <w:tc>
+          <w:tcPr>
+            <w:tcW w:w="1512" w:type="dxa"/>
+            <w:gridSpan w:val="9"/>
+          </w:tcPr>
+          <w:p>
+            <w:pPr>
+              <w:rPr>
+                <w:lang w:val="en-US"/>
+              </w:rPr>
+            </w:pPr>
+            <w:r>
+              <w:rPr>
+                <w:lang w:val="en-US"/>
+              </w:rPr>
+              <w:t>{%tr for param_name, param_data in bin_output.properties.items() %}</w:t>
+            </w:r>
+          </w:p>
+        </w:tc>
+      </w:tr>
+      <w:tr>
+        <w:tc>
+          <w:tcPr>
+            <w:tcW w:w="403" w:type="dxa"/>
+          </w:tcPr>
+          <w:p>
+            <w:pPr>
+              <w:jc w:val="center"/>
+            </w:pPr>
+            <w:r>
+              <w:t>{{ loop.index }}</w:t>
+            </w:r>
+          </w:p>
+        </w:tc>
+        <w:tc>
+          <w:tcPr>
+            <w:tcW w:w="1771" w:type="dxa"/>
+          </w:tcPr>
+          <w:p>
+            <w:r>
+              <w:t>{{ param_data.description }}</w:t>
+            </w:r>
+          </w:p>
+        </w:tc>
+        <w:tc>
+          <w:tcPr>
+            <w:tcW w:w="1296" w:type="dxa"/>
+          </w:tcPr>
+          <w:p>
+            <w:pPr>
+              <w:rPr>
+                <w:lang w:val="en-US"/>
+              </w:rPr>
+            </w:pPr>
+            <w:r>
+              <w:rPr>
+                <w:lang w:val="en-US"/>
+              </w:rPr>
+              <w:t>{{ param_data.name_in_software }}</w:t>
+            </w:r>
+          </w:p>
+        </w:tc>
+        <w:tc>
+          <w:tcPr>
+            <w:tcW w:w="576" w:type="dxa"/>
+          </w:tcPr>
+          <w:p>
+            <w:pPr>
+              <w:jc w:val="center"/>
+              <w:rPr>
+                <w:lang w:val="en-US"/>
+              </w:rPr>
+            </w:pPr>
+            <w:r>
+              <w:rPr>
+                <w:lang w:val="en-US"/>
+              </w:rPr>
+              <w:t>{{ param_data.name_in_fsu }}</w:t>
+            </w:r>
+          </w:p>
+        </w:tc>
+        <w:tc>
+          <w:tcPr>
+            <w:tcW w:w="2304" w:type="dxa"/>
+          </w:tcPr>
+          <w:p>
+            <w:r>
+              <w:t>{{ param_data.value_range }}</w:t>
+            </w:r>
+          </w:p>
+        </w:tc>
+        <w:tc>
+          <w:tcPr>
+            <w:tcW w:w="792" w:type="dxa"/>
+          </w:tcPr>
+          <w:p>
+            <w:pPr>
+              <w:jc w:val="center"/>
+            </w:pPr>
+            <w:r>
+              <w:t>{{ param_data.unit }}</w:t>
+            </w:r>
+          </w:p>
+        </w:tc>
+        <w:tc>
+          <w:tcPr>
+            <w:tcW w:w="648" w:type="dxa"/>
+          </w:tcPr>
+          <w:p>
+            <w:pPr>
+              <w:jc w:val="center"/>
+            </w:pPr>
+            <w:r>
+              <w:t>{{ param_data.step }}</w:t>
+            </w:r>
+          </w:p>
+        </w:tc>
+        <w:tc>
+          <w:tcPr>
+            <w:tcW w:w="1296" w:type="dxa"/>
+          </w:tcPr>
+          <w:p>
+            <w:pPr>
+              <w:jc w:val="center"/>
+            </w:pPr>
+            <w:r>
+              <w:t>{{ param_data.default_value }}</w:t>
+            </w:r>
+          </w:p>
+        </w:tc>
+        <w:tc>
+          <w:tcPr>
+            <w:tcW w:w="1512" w:type="dxa"/>
+          </w:tcPr>
+          <w:p>
+            <w:r>
+              <w:t>{{ param_data.setpoint }}</w:t>
+            </w:r>
+          </w:p>
+        </w:tc>
+      </w:tr>
+      <w:tr>
+        <w:tc>
+          <w:tcPr>
+            <w:tcW w:w="1512" w:type="dxa"/>
+            <w:gridSpan w:val="9"/>
+          </w:tcPr>
+          <w:p>
+            <w:pPr>
+              <w:pStyle w:val="affa"/>
+            </w:pPr>
+            <w:r>
+              <w:t>{%tr endfor %}</w:t>
+            </w:r>
+          </w:p>
+        </w:tc>
+      </w:tr>
+    </w:tbl>
+    <w:p>
+      <w:pPr>
+        <w:pStyle w:val="TAGS"/>
+      </w:pPr>
+      <w:r>
+        <w:t>{% endfor %}{% endfor %}</w:t>
+      </w:r>
+    </w:p>
+    <w:p>
+      <w:pPr>
+        <w:sectPr>
+          <w:pgSz w:w="11907" w:h="16839" w:code="9"/>
+          <w:pgMar w:top="397" w:right="454" w:bottom="397" w:left="851" w:header="0" w:footer="170" w:gutter="0"/>
+          <w:cols w:space="708"/>
+          <w:docGrid w:linePitch="360"/>
+        </w:sectPr>
+      </w:pPr>
+    </w:p>
+    <w:p>
+      <w:pPr>
+        <w:pStyle w:val="11"/>
+      </w:pPr>
+      <w:r>
+        <w:lastRenderedPageBreak/>
+        <w:t>Уставки РЗА</w:t>
+      </w:r>
+    </w:p>
+    <w:p>
+      <w:pPr>
+        <w:pStyle w:val="20"/>
+        <w:rPr>
+          <w:lang w:val="en-US"/>
+        </w:rPr>
+      </w:pPr>
+      <w:r>
+        <w:t>Группа</w:t>
+      </w:r>
+      <w:r>
+        <w:rPr>
+          <w:lang w:val="en-US"/>
+        </w:rPr>
+        <w:t xml:space="preserve"> </w:t>
+      </w:r>
+      <w:r>
+        <w:t>уставок</w:t>
+      </w:r>
+      <w:r>
+        <w:rPr>
+          <w:lang w:val="en-US"/>
+        </w:rPr>
+        <w:t xml:space="preserve"> №1 {% for rza_funcs_key, rza_funcs in rza_funcs.modules.items() %}</w:t>
+      </w:r>
+    </w:p>
+    <w:p>
+      <w:pPr>
+        <w:pStyle w:val="30"/>
+        <w:rPr>
+          <w:lang w:val="en-US"/>
+        </w:rPr>
+      </w:pPr>
+      <w:r>
+        <w:rPr>
+          <w:lang w:val="en-US"/>
+        </w:rPr>
+        <w:t>{{ rza_funcs.type }}{% for rza_func_key, rza_func in rza_funcs.inputs.items() %}</w:t>
+      </w:r>
+    </w:p>
+    <w:p>
+      <w:pPr>
+        <w:pStyle w:val="a7"/>
+      </w:pPr>
+      <w:r>
+        <w:t>{{ rza_func.name }}</w:t>
+      </w:r>
+    </w:p>
+    <w:tbl>
+      <w:tblPr>
+        <w:tblStyle w:val="510"/>
+        <w:tblW w:w="0" w:type="auto"/>
+        <w:tblLayout w:type="fixed"/>
+        <w:tblLook w:val="04A0" w:firstRow="1" w:lastRow="0" w:firstColumn="1" w:lastColumn="0" w:noHBand="0" w:noVBand="1"/>
+      </w:tblPr>
+      <w:tblGrid>
+        <w:gridCol w:w="403"/>
+        <w:gridCol w:w="1771"/>
+        <w:gridCol w:w="1296"/>
+        <w:gridCol w:w="576"/>
+        <w:gridCol w:w="2304"/>
+        <w:gridCol w:w="792"/>
+        <w:gridCol w:w="648"/>
+        <w:gridCol w:w="1296"/>
+        <w:gridCol w:w="1512"/>
+      </w:tblGrid>
+      <w:tr>
+        <w:trPr>
+          <w:cnfStyle w:val="100000000000" w:firstRow="1" w:lastRow="0" w:firstColumn="0" w:lastColumn="0" w:oddVBand="0" w:evenVBand="0" w:oddHBand="0" w:evenHBand="0" w:firstRowFirstColumn="0" w:firstRowLastColumn="0" w:lastRowFirstColumn="0" w:lastRowLastColumn="0"/>
+          <w:tblHeader/>
+        </w:trPr>
+        <w:tc>
+          <w:tcPr>
+            <w:tcW w:w="403" w:type="dxa"/>
+            <w:vMerge w:val="restart"/>
+          </w:tcPr>
+          <w:p>
+            <w:pPr>
+              <w:pStyle w:val="affa"/>
+            </w:pPr>
+            <w:r>
+              <w:t>№</w:t>
+            </w:r>
+          </w:p>
+        </w:tc>
+        <w:tc>
+          <w:tcPr>
+            <w:tcW w:w="1771" w:type="dxa"/>
+            <w:vMerge w:val="restart"/>
+          </w:tcPr>
+          <w:p>
+            <w:pPr>
+              <w:pStyle w:val="affa"/>
+            </w:pPr>
+            <w:r>
+              <w:t>Описание</w:t>
+            </w:r>
+          </w:p>
+        </w:tc>
+        <w:tc>
+          <w:tcPr>
+            <w:tcW w:w="576" w:type="dxa"/>
+            <w:gridSpan w:val="2"/>
+          </w:tcPr>
+          <w:p>
+            <w:pPr>
+              <w:pStyle w:val="affa"/>
+            </w:pPr>
+            <w:r>
+              <w:t>Наименование</w:t>
+            </w:r>
+          </w:p>
+        </w:tc>
+        <w:tc>
+          <w:tcPr>
+            <w:tcW w:w="2304" w:type="dxa"/>
+            <w:vMerge w:val="restart"/>
+          </w:tcPr>
+          <w:p>
+            <w:pPr>
+              <w:pStyle w:val="affa"/>
+            </w:pPr>
+            <w:r>
+              <w:t>Значение / Диапазон</w:t>
+            </w:r>
+          </w:p>
+        </w:tc>
+        <w:tc>
+          <w:tcPr>
+            <w:tcW w:w="792" w:type="dxa"/>
+            <w:vMerge w:val="restart"/>
+          </w:tcPr>
+          <w:p>
+            <w:pPr>
+              <w:pStyle w:val="affa"/>
+            </w:pPr>
+            <w:r>
+              <w:t>Ед. изм.</w:t>
+            </w:r>
+          </w:p>
+        </w:tc>
+        <w:tc>
+          <w:tcPr>
+            <w:tcW w:w="648" w:type="dxa"/>
+            <w:vMerge w:val="restart"/>
+          </w:tcPr>
+          <w:p>
+            <w:pPr>
+              <w:pStyle w:val="affa"/>
+            </w:pPr>
+            <w:r>
+              <w:t>Шаг</w:t>
+            </w:r>
+          </w:p>
+        </w:tc>
+        <w:tc>
+          <w:tcPr>
+            <w:tcW w:w="1296" w:type="dxa"/>
+            <w:vMerge w:val="restart"/>
+          </w:tcPr>
+          <w:p>
+            <w:pPr>
+              <w:pStyle w:val="affa"/>
+            </w:pPr>
+            <w:r>
+              <w:t>Значение по умолчанию</w:t>
+            </w:r>
+          </w:p>
+        </w:tc>
+        <w:tc>
+          <w:tcPr>
+            <w:tcW w:w="1512" w:type="dxa"/>
+            <w:vMerge w:val="restart"/>
+          </w:tcPr>
+          <w:p>
+            <w:pPr>
+              <w:pStyle w:val="affa"/>
+            </w:pPr>
+            <w:r>
+              <w:t>Уставка</w:t>
+            </w:r>
+          </w:p>
+        </w:tc>
+      </w:tr>
+      <w:tr>
+        <w:trPr>
+          <w:cnfStyle w:val="100000000000" w:firstRow="1" w:lastRow="0" w:firstColumn="0" w:lastColumn="0" w:oddVBand="0" w:evenVBand="0" w:oddHBand="0" w:evenHBand="0" w:firstRowFirstColumn="0" w:firstRowLastColumn="0" w:lastRowFirstColumn="0" w:lastRowLastColumn="0"/>
+          <w:tblHeader/>
+        </w:trPr>
+        <w:tc>
+          <w:tcPr>
+            <w:tcW w:w="1178" w:type="dxa"/>
+            <w:vMerge/>
+          </w:tcPr>
+          <w:p/>
+        </w:tc>
+        <w:tc>
+          <w:tcPr>
+            <w:tcW w:w="1178" w:type="dxa"/>
+            <w:vMerge/>
+          </w:tcPr>
+          <w:p/>
+        </w:tc>
+        <w:tc>
+          <w:tcPr>
+            <w:tcW w:w="1296" w:type="dxa"/>
+          </w:tcPr>
+          <w:p>
+            <w:pPr>
+              <w:jc w:val="center"/>
+            </w:pPr>
+            <w:r>
+              <w:t>ПО</w:t>
+            </w:r>
+          </w:p>
+        </w:tc>
+        <w:tc>
+          <w:tcPr>
+            <w:tcW w:w="576" w:type="dxa"/>
+          </w:tcPr>
+          <w:p>
+            <w:r>
+              <w:t>ФСУ</w:t>
+            </w:r>
+          </w:p>
+        </w:tc>
+        <w:tc>
+          <w:tcPr>
+            <w:tcW w:w="1178" w:type="dxa"/>
+            <w:vMerge/>
+          </w:tcPr>
+          <w:p/>
+        </w:tc>
+        <w:tc>
+          <w:tcPr>
+            <w:tcW w:w="1178" w:type="dxa"/>
+            <w:vMerge/>
+          </w:tcPr>
+          <w:p/>
+        </w:tc>
+        <w:tc>
+          <w:tcPr>
+            <w:tcW w:w="1178" w:type="dxa"/>
+            <w:vMerge/>
+          </w:tcPr>
+          <w:p/>
+        </w:tc>
+        <w:tc>
+          <w:tcPr>
+            <w:tcW w:w="1178" w:type="dxa"/>
+            <w:vMerge/>
+          </w:tcPr>
+          <w:p/>
+        </w:tc>
+        <w:tc>
+          <w:tcPr>
+            <w:tcW w:w="1178" w:type="dxa"/>
+            <w:vMerge/>
+          </w:tcPr>
+          <w:p/>
+        </w:tc>
+      </w:tr>
+      <w:tr>
+        <w:tc>
+          <w:tcPr>
+            <w:tcW w:w="1512" w:type="dxa"/>
+            <w:gridSpan w:val="9"/>
+          </w:tcPr>
+          <w:p>
+            <w:pPr>
+              <w:rPr>
+                <w:lang w:val="en-US"/>
+              </w:rPr>
+            </w:pPr>
+            <w:r>
+              <w:rPr>
+                <w:lang w:val="en-US"/>
+              </w:rPr>
+              <w:t>{%tr for param_name, param_data in rza_func.properties.items() %}</w:t>
+            </w:r>
+          </w:p>
+        </w:tc>
+      </w:tr>
+      <w:tr>
+        <w:tc>
+          <w:tcPr>
+            <w:tcW w:w="403" w:type="dxa"/>
+          </w:tcPr>
+          <w:p>
+            <w:pPr>
+              <w:jc w:val="center"/>
+            </w:pPr>
+            <w:r>
+              <w:t>{{ loop.index }}</w:t>
+            </w:r>
+          </w:p>
+        </w:tc>
+        <w:tc>
+          <w:tcPr>
+            <w:tcW w:w="1771" w:type="dxa"/>
+          </w:tcPr>
+          <w:p>
+            <w:r>
+              <w:t>{{ param_data.description }}</w:t>
+            </w:r>
+          </w:p>
+        </w:tc>
+        <w:tc>
+          <w:tcPr>
+            <w:tcW w:w="1296" w:type="dxa"/>
+          </w:tcPr>
+          <w:p>
+            <w:pPr>
+              <w:rPr>
+                <w:lang w:val="en-US"/>
+              </w:rPr>
+            </w:pPr>
+            <w:r>
+              <w:rPr>
+                <w:lang w:val="en-US"/>
+              </w:rPr>
+              <w:t>{{ param_data.name_in_software }}</w:t>
+            </w:r>
+          </w:p>
+        </w:tc>
+        <w:tc>
+          <w:tcPr>
+            <w:tcW w:w="576" w:type="dxa"/>
+          </w:tcPr>
+          <w:p>
+            <w:pPr>
+              <w:jc w:val="center"/>
+              <w:rPr>
+                <w:lang w:val="en-US"/>
+              </w:rPr>
+            </w:pPr>
+            <w:r>
+              <w:rPr>
+                <w:lang w:val="en-US"/>
+              </w:rPr>
+              <w:t>{{ param_data.name_in_fsu }}</w:t>
+            </w:r>
+          </w:p>
+        </w:tc>
+        <w:tc>
+          <w:tcPr>
+            <w:tcW w:w="2304" w:type="dxa"/>
+          </w:tcPr>
+          <w:p>
+            <w:r>
+              <w:t>{{ param_data.value_range }}</w:t>
+            </w:r>
+          </w:p>
+        </w:tc>
+        <w:tc>
+          <w:tcPr>
+            <w:tcW w:w="792" w:type="dxa"/>
+          </w:tcPr>
+          <w:p>
+            <w:pPr>
+              <w:jc w:val="center"/>
+            </w:pPr>
+            <w:r>
+              <w:t>{{ param_data.unit }}</w:t>
+            </w:r>
+          </w:p>
+        </w:tc>
+        <w:tc>
+          <w:tcPr>
+            <w:tcW w:w="648" w:type="dxa"/>
+          </w:tcPr>
+          <w:p>
+            <w:pPr>
+              <w:jc w:val="center"/>
+            </w:pPr>
+            <w:r>
+              <w:t>{{ param_data.step }}</w:t>
+            </w:r>
+          </w:p>
+        </w:tc>
+        <w:tc>
+          <w:tcPr>
+            <w:tcW w:w="1296" w:type="dxa"/>
+          </w:tcPr>
+          <w:p>
+            <w:pPr>
+              <w:jc w:val="center"/>
+            </w:pPr>
+            <w:r>
+              <w:t>{{ param_data.default_value }}</w:t>
+            </w:r>
+          </w:p>
+        </w:tc>
+        <w:tc>
+          <w:tcPr>
+            <w:tcW w:w="1512" w:type="dxa"/>
+          </w:tcPr>
+          <w:p>
+            <w:r>
+              <w:t>{{ param_data.setpoint }}</w:t>
+            </w:r>
+          </w:p>
+        </w:tc>
+      </w:tr>
+      <w:tr>
+        <w:tc>
+          <w:tcPr>
+            <w:tcW w:w="1512" w:type="dxa"/>
+            <w:gridSpan w:val="9"/>
+          </w:tcPr>
+          <w:p>
+            <w:pPr>
+              <w:pStyle w:val="affa"/>
+            </w:pPr>
+            <w:r>
+              <w:t>{%tr endfor %}</w:t>
+            </w:r>
+          </w:p>
+        </w:tc>
+      </w:tr>
+    </w:tbl>
+    <w:p>
+      <w:pPr>
+        <w:pStyle w:val="TAGS"/>
+      </w:pPr>
+      <w:r>
+        <w:t>{% endfor %}{% endfor %}</w:t>
+      </w:r>
+    </w:p>
+    <w:p>
+      <w:pPr>
+        <w:sectPr>
+          <w:pgSz w:w="11907" w:h="16839" w:code="9"/>
+          <w:pgMar w:top="397" w:right="454" w:bottom="397" w:left="851" w:header="0" w:footer="170" w:gutter="0"/>
+          <w:cols w:space="708"/>
+          <w:docGrid w:linePitch="360"/>
+        </w:sectPr>
+      </w:pPr>
+    </w:p>
+    <w:p>
+      <w:pPr>
+        <w:pStyle w:val="11"/>
+      </w:pPr>
+      <w:r>
+        <w:lastRenderedPageBreak/>
+        <w:t>Настройка регистрации</w:t>
+      </w:r>
+    </w:p>
+    <w:p>
+      <w:pPr>
+        <w:pStyle w:val="a7"/>
+        <w:numPr>
+          <w:ilvl w:val="0"/>
+          <w:numId w:val="0"/>
+        </w:numPr>
+        <w:rPr>
+          <w:lang w:val="en-US"/>
+        </w:rPr>
+      </w:pPr>
+      <w:r>
+        <w:rPr>
+          <w:lang w:val="en-US"/>
+        </w:rPr>
+        <w:t>{</w:t>
+      </w:r>
+      <w:r>
+        <w:rPr>
+          <w:lang w:val="en-US"/>
+        </w:rPr>
+        <w:t>%</w:t>
+      </w:r>
+      <w:r>
+        <w:rPr>
+          <w:lang w:val="en-US"/>
+        </w:rPr>
+        <w:t xml:space="preserve"> for regs_key, regs in regs.inputs.items() </w:t>
+      </w:r>
+      <w:r>
+        <w:rPr>
+          <w:lang w:val="en-US"/>
+        </w:rPr>
+        <w:t>%</w:t>
+      </w:r>
+      <w:r>
+        <w:rPr>
+          <w:lang w:val="en-US"/>
+        </w:rPr>
+        <w:t>}</w:t>
+      </w:r>
+    </w:p>
+    <w:p>
+      <w:pPr>
+        <w:pStyle w:val="a7"/>
+        <w:rPr>
+          <w:lang w:val="en-US"/>
+        </w:rPr>
+      </w:pPr>
+      <w:r>
+        <w:rPr>
+          <w:lang w:val="en-US"/>
+        </w:rPr>
+        <w:t xml:space="preserve">test </w:t>
+      </w:r>
+      <w:bookmarkStart w:id="5" w:name="_GoBack"/>
+      <w:r>
+        <w:rPr>
+          <w:lang w:val="en-US"/>
+        </w:rPr>
+        <w:t>{{regs</w:t>
+      </w:r>
+      <w:r>
+        <w:rPr>
+          <w:lang w:val="en-US"/>
+        </w:rPr>
+        <w:t>.name</w:t>
+      </w:r>
+      <w:r>
+        <w:rPr>
+          <w:lang w:val="en-US"/>
+        </w:rPr>
+        <w:t>}}</w:t>
+      </w:r>
+      <w:bookmarkEnd w:id="5"/>
+    </w:p>
+    <w:p>
+      <w:pPr>
+        <w:pStyle w:val="a7"/>
+        <w:numPr>
+          <w:ilvl w:val="0"/>
+          <w:numId w:val="0"/>
+        </w:numPr>
+        <w:rPr>
+          <w:lang w:val="en-US"/>
+        </w:rPr>
+      </w:pPr>
+    </w:p>
+    <w:tbl>
+      <w:tblPr>
+        <w:tblStyle w:val="510"/>
+        <w:tblW w:w="0" w:type="auto"/>
+        <w:tblLayout w:type="fixed"/>
+        <w:tblLook w:val="04A0" w:firstRow="1" w:lastRow="0" w:firstColumn="1" w:lastColumn="0" w:noHBand="0" w:noVBand="1"/>
+      </w:tblPr>
+      <w:tblGrid>
+        <w:gridCol w:w="6480"/>
+        <w:gridCol w:w="2160"/>
+        <w:gridCol w:w="2304"/>
+        <w:gridCol w:w="2304"/>
+        <w:gridCol w:w="2304"/>
+      </w:tblGrid>
+      <w:tr>
+        <w:trPr>
+          <w:cnfStyle w:val="100000000000" w:firstRow="1" w:lastRow="0" w:firstColumn="0" w:lastColumn="0" w:oddVBand="0" w:evenVBand="0" w:oddHBand="0" w:evenHBand="0" w:firstRowFirstColumn="0" w:firstRowLastColumn="0" w:lastRowFirstColumn="0" w:lastRowLastColumn="0"/>
+          <w:tblHeader/>
+        </w:trPr>
+        <w:tc>
+          <w:tcPr>
+            <w:tcW w:w="2160" w:type="dxa"/>
+            <w:gridSpan w:val="2"/>
+          </w:tcPr>
+          <w:p>
+            <w:pPr>
+              <w:pStyle w:val="affa"/>
+            </w:pPr>
+            <w:r>
+              <w:t>Параметр</w:t>
+            </w:r>
+          </w:p>
+        </w:tc>
+        <w:tc>
+          <w:tcPr>
+            <w:tcW w:w="2304" w:type="dxa"/>
+            <w:vMerge w:val="restart"/>
+          </w:tcPr>
+          <w:p>
+            <w:pPr>
+              <w:pStyle w:val="affa"/>
+              <w:rPr>
+                <w:lang w:val="ru-RU"/>
+              </w:rPr>
+            </w:pPr>
+            <w:r>
+              <w:rPr>
+                <w:lang w:val="ru-RU"/>
+              </w:rPr>
+              <w:t>Журнал</w:t>
+            </w:r>
+            <w:r>
+              <w:rPr>
+                <w:lang w:val="ru-RU"/>
+              </w:rPr>
+              <w:t xml:space="preserve"> </w:t>
+            </w:r>
+            <w:r>
+              <w:rPr>
+                <w:lang w:val="ru-RU"/>
+              </w:rPr>
+              <w:t>событий</w:t>
+            </w:r>
+            <w:r>
+              <w:rPr>
+                <w:lang w:val="ru-RU"/>
+              </w:rPr>
+              <w:t xml:space="preserve"> </w:t>
+            </w:r>
+            <w:r>
+              <w:rPr>
+                <w:lang w:val="ru-RU"/>
+              </w:rPr>
+              <w:t>регистрация</w:t>
+            </w:r>
+            <w:r>
+              <w:rPr>
+                <w:lang w:val="ru-RU"/>
+              </w:rPr>
+              <w:t xml:space="preserve"> (</w:t>
+            </w:r>
+            <w:r>
+              <w:rPr>
+                <w:lang w:val="ru-RU"/>
+              </w:rPr>
+              <w:t>Не</w:t>
+            </w:r>
+            <w:r>
+              <w:rPr>
+                <w:lang w:val="ru-RU"/>
+              </w:rPr>
+              <w:t xml:space="preserve"> </w:t>
+            </w:r>
+            <w:r>
+              <w:rPr>
+                <w:lang w:val="ru-RU"/>
+              </w:rPr>
+              <w:t>выполняется</w:t>
+            </w:r>
+            <w:r>
+              <w:rPr>
+                <w:lang w:val="ru-RU"/>
+              </w:rPr>
+              <w:t>/</w:t>
+            </w:r>
+            <w:r>
+              <w:rPr>
+                <w:lang w:val="ru-RU"/>
+              </w:rPr>
+              <w:t>По</w:t>
+            </w:r>
+            <w:r>
+              <w:rPr>
+                <w:lang w:val="ru-RU"/>
+              </w:rPr>
+              <w:t xml:space="preserve"> </w:t>
+            </w:r>
+            <w:r>
+              <w:rPr>
+                <w:lang w:val="ru-RU"/>
+              </w:rPr>
+              <w:t>переднему</w:t>
+            </w:r>
+            <w:r>
+              <w:rPr>
+                <w:lang w:val="ru-RU"/>
+              </w:rPr>
+              <w:t xml:space="preserve"> </w:t>
+            </w:r>
+            <w:r>
+              <w:rPr>
+                <w:lang w:val="ru-RU"/>
+              </w:rPr>
+              <w:t>фронту/По заднему фронту/По любому изменению)</w:t>
+            </w:r>
+          </w:p>
+        </w:tc>
+        <w:tc>
+          <w:tcPr>
+            <w:tcW w:w="2304" w:type="dxa"/>
+            <w:vMerge w:val="restart"/>
+          </w:tcPr>
+          <w:p>
+            <w:pPr>
+              <w:pStyle w:val="affa"/>
+              <w:rPr>
+                <w:lang w:val="ru-RU"/>
+              </w:rPr>
+            </w:pPr>
+            <w:r>
+              <w:rPr>
+                <w:lang w:val="ru-RU"/>
+              </w:rPr>
+              <w:t>Осциллограф Пуск(Не выполняется/По переднему фронту/По заднему фронту/По любому изменению)</w:t>
+            </w:r>
+          </w:p>
+        </w:tc>
+        <w:tc>
+          <w:tcPr>
+            <w:tcW w:w="2304" w:type="dxa"/>
+            <w:vMerge w:val="restart"/>
+          </w:tcPr>
+          <w:p>
+            <w:pPr>
+              <w:pStyle w:val="affa"/>
+            </w:pPr>
+            <w:r>
+              <w:t>Осциллограф регистрация (Выведено/ Введено)</w:t>
+            </w:r>
+          </w:p>
+        </w:tc>
+      </w:tr>
+      <w:tr>
+        <w:trPr>
+          <w:cnfStyle w:val="100000000000" w:firstRow="1" w:lastRow="0" w:firstColumn="0" w:lastColumn="0" w:oddVBand="0" w:evenVBand="0" w:oddHBand="0" w:evenHBand="0" w:firstRowFirstColumn="0" w:firstRowLastColumn="0" w:lastRowFirstColumn="0" w:lastRowLastColumn="0"/>
+          <w:tblHeader/>
+        </w:trPr>
+        <w:tc>
+          <w:tcPr>
+            <w:tcW w:w="6480" w:type="dxa"/>
+          </w:tcPr>
+          <w:p>
+            <w:pPr>
+              <w:jc w:val="center"/>
+            </w:pPr>
+            <w:r>
+              <w:t>Наименование</w:t>
+            </w:r>
+          </w:p>
+        </w:tc>
+        <w:tc>
+          <w:tcPr>
+            <w:tcW w:w="2160" w:type="dxa"/>
+          </w:tcPr>
+          <w:p>
+            <w:pPr>
+              <w:jc w:val="center"/>
+            </w:pPr>
+            <w:r>
+              <w:t>Обозначение ФСУ</w:t>
+            </w:r>
+          </w:p>
+        </w:tc>
+        <w:tc>
+          <w:tcPr>
+            <w:tcW w:w="3107" w:type="dxa"/>
+            <w:vMerge/>
+          </w:tcPr>
+          <w:p/>
+        </w:tc>
+        <w:tc>
+          <w:tcPr>
+            <w:tcW w:w="3107" w:type="dxa"/>
+            <w:vMerge/>
+          </w:tcPr>
+          <w:p/>
+        </w:tc>
+        <w:tc>
+          <w:tcPr>
+            <w:tcW w:w="3107" w:type="dxa"/>
+            <w:vMerge/>
+          </w:tcPr>
+          <w:p/>
+        </w:tc>
+      </w:tr>
+      <w:tr>
+        <w:tc>
+          <w:tcPr>
+            <w:tcW w:w="2304" w:type="dxa"/>
+            <w:gridSpan w:val="5"/>
+          </w:tcPr>
+          <w:p>
+            <w:pPr>
+              <w:rPr>
+                <w:lang w:val="en-US"/>
+              </w:rPr>
+            </w:pPr>
+            <w:r>
+              <w:rPr>
+                <w:lang w:val="en-US"/>
+              </w:rPr>
+              <w:t>{%tr for param_name, param_data in regs.</w:t>
+            </w:r>
+            <w:r>
+              <w:rPr>
+                <w:lang w:val="en-US"/>
+              </w:rPr>
+              <w:t>properties.</w:t>
+            </w:r>
+            <w:r>
+              <w:rPr>
+                <w:lang w:val="en-US"/>
+              </w:rPr>
+              <w:t>items() %}</w:t>
+            </w:r>
+          </w:p>
+        </w:tc>
+      </w:tr>
+      <w:tr>
+        <w:tc>
+          <w:tcPr>
+            <w:tcW w:w="6480" w:type="dxa"/>
+          </w:tcPr>
+          <w:p>
+            <w:r>
+              <w:t>{{ param_data.name }}</w:t>
+            </w:r>
+          </w:p>
+        </w:tc>
+        <w:tc>
+          <w:tcPr>
+            <w:tcW w:w="2160" w:type="dxa"/>
+          </w:tcPr>
+          <w:p>
+            <w:r>
+              <w:t>{{ param_data.fsu }}</w:t>
+            </w:r>
+          </w:p>
+        </w:tc>
+        <w:tc>
+          <w:tcPr>
+            <w:tcW w:w="2304" w:type="dxa"/>
+          </w:tcPr>
+          <w:p>
+            <w:r>
+              <w:t>{{ param_data.log }}</w:t>
+            </w:r>
+          </w:p>
+        </w:tc>
+        <w:tc>
+          <w:tcPr>
+            <w:tcW w:w="2304" w:type="dxa"/>
+          </w:tcPr>
+          <w:p>
+            <w:r>
+              <w:t>{{ param_data.oscill_start }}</w:t>
+            </w:r>
+          </w:p>
+        </w:tc>
+        <w:tc>
+          <w:tcPr>
+            <w:tcW w:w="2304" w:type="dxa"/>
+          </w:tcPr>
+          <w:p>
+            <w:r>
+              <w:t>{{ param_data.oscill_reg }}</w:t>
+            </w:r>
+          </w:p>
+        </w:tc>
+      </w:tr>
+      <w:tr>
+        <w:tc>
+          <w:tcPr>
+            <w:tcW w:w="2304" w:type="dxa"/>
+            <w:gridSpan w:val="5"/>
+          </w:tcPr>
+          <w:p>
+            <w:pPr>
+              <w:pStyle w:val="affa"/>
+            </w:pPr>
+            <w:r>
+              <w:t>{%tr endfor %}</w:t>
+            </w:r>
+          </w:p>
+        </w:tc>
+      </w:tr>
+    </w:tbl>
+    <w:p>
+      <w:pPr>
+        <w:pStyle w:val="TAGS"/>
+      </w:pPr>
+      <w:r>
+        <w:t>{% endfor %}</w:t>
       </w:r>
     </w:p>
     <w:sectPr>
-      <w:pgSz w:w="11907" w:h="16839" w:code="9"/>
+      <w:pgSz w:w="16839" w:h="16839" w:orient="landscape" w:code="9"/>
       <w:pgMar w:top="397" w:right="454" w:bottom="397" w:left="851" w:header="0" w:footer="170" w:gutter="0"/>
       <w:cols w:space="708"/>
       <w:docGrid w:linePitch="360"/>
@@ -6076,7 +7164,7 @@
         <w:noProof/>
         <w:szCs w:val="24"/>
       </w:rPr>
-      <w:t>5</w:t>
+      <w:t>7</w:t>
     </w:r>
     <w:r>
       <w:rPr>
@@ -6276,30 +7364,14 @@
         <w:rStyle w:val="afff1"/>
         <w:lang w:val="en-US"/>
       </w:rPr>
-      <w:t>{</w:t>
-    </w:r>
-    <w:proofErr w:type="gramStart"/>
-    <w:r>
-      <w:rPr>
-        <w:rStyle w:val="afff1"/>
-        <w:lang w:val="en-US"/>
-      </w:rPr>
-      <w:t xml:space="preserve">{ </w:t>
+      <w:t xml:space="preserve">{{ </w:t>
     </w:r>
     <w:r>
       <w:rPr>
         <w:rStyle w:val="afff1"/>
         <w:lang w:val="en-US"/>
       </w:rPr>
-      <w:t>general</w:t>
-    </w:r>
-    <w:proofErr w:type="gramEnd"/>
-    <w:r>
-      <w:rPr>
-        <w:rStyle w:val="afff1"/>
-        <w:lang w:val="en-US"/>
-      </w:rPr>
-      <w:t>_data.</w:t>
+      <w:t>general_data.</w:t>
     </w:r>
     <w:r>
       <w:rPr>
@@ -6321,15 +7393,7 @@
         <w:rStyle w:val="afff1"/>
         <w:lang w:val="en-US"/>
       </w:rPr>
-      <w:t>{</w:t>
-    </w:r>
-    <w:proofErr w:type="gramStart"/>
-    <w:r>
-      <w:rPr>
-        <w:rStyle w:val="afff1"/>
-        <w:lang w:val="en-US"/>
-      </w:rPr>
-      <w:t xml:space="preserve">{ </w:t>
+      <w:t xml:space="preserve">{{ </w:t>
     </w:r>
     <w:r>
       <w:rPr>
@@ -6350,15 +7414,7 @@
         <w:rStyle w:val="afff1"/>
         <w:lang w:val="en-US"/>
       </w:rPr>
-      <w:t>neral</w:t>
-    </w:r>
-    <w:proofErr w:type="gramEnd"/>
-    <w:r>
-      <w:rPr>
-        <w:rStyle w:val="afff1"/>
-        <w:lang w:val="en-US"/>
-      </w:rPr>
-      <w:t>_data.</w:t>
+      <w:t>neral_data.</w:t>
     </w:r>
     <w:r>
       <w:rPr>
@@ -6571,30 +7627,14 @@
         <w:rStyle w:val="afff1"/>
         <w:lang w:val="en-US"/>
       </w:rPr>
-      <w:t>{</w:t>
-    </w:r>
-    <w:proofErr w:type="gramStart"/>
-    <w:r>
-      <w:rPr>
-        <w:rStyle w:val="afff1"/>
-        <w:lang w:val="en-US"/>
-      </w:rPr>
-      <w:t xml:space="preserve">{ </w:t>
+      <w:t xml:space="preserve">{{ </w:t>
     </w:r>
     <w:r>
       <w:rPr>
         <w:rStyle w:val="afff1"/>
         <w:lang w:val="en-US"/>
       </w:rPr>
-      <w:t>general</w:t>
-    </w:r>
-    <w:proofErr w:type="gramEnd"/>
-    <w:r>
-      <w:rPr>
-        <w:rStyle w:val="afff1"/>
-        <w:lang w:val="en-US"/>
-      </w:rPr>
-      <w:t>_data.</w:t>
+      <w:t>general_data.</w:t>
     </w:r>
     <w:r>
       <w:rPr>
@@ -6616,30 +7656,14 @@
         <w:rStyle w:val="afff1"/>
         <w:lang w:val="en-US"/>
       </w:rPr>
-      <w:t>{</w:t>
-    </w:r>
-    <w:proofErr w:type="gramStart"/>
-    <w:r>
-      <w:rPr>
-        <w:rStyle w:val="afff1"/>
-        <w:lang w:val="en-US"/>
-      </w:rPr>
-      <w:t xml:space="preserve">{ </w:t>
+      <w:t xml:space="preserve">{{ </w:t>
     </w:r>
     <w:r>
       <w:rPr>
         <w:rStyle w:val="afff1"/>
         <w:lang w:val="en-US"/>
       </w:rPr>
-      <w:t>general</w:t>
-    </w:r>
-    <w:proofErr w:type="gramEnd"/>
-    <w:r>
-      <w:rPr>
-        <w:rStyle w:val="afff1"/>
-        <w:lang w:val="en-US"/>
-      </w:rPr>
-      <w:t>_data.</w:t>
+      <w:t>general_data.</w:t>
     </w:r>
     <w:r>
       <w:rPr>
@@ -15376,20 +16400,19 @@
   <w:rsids>
     <w:rsidRoot w:val="007C608A"/>
     <w:rsid w:val="00070057"/>
-    <w:rsid w:val="000F24B7"/>
     <w:rsid w:val="0010213D"/>
     <w:rsid w:val="001239C7"/>
-    <w:rsid w:val="00125DCE"/>
     <w:rsid w:val="0014336D"/>
     <w:rsid w:val="001D780E"/>
+    <w:rsid w:val="001F06EF"/>
     <w:rsid w:val="002224C9"/>
     <w:rsid w:val="00271A17"/>
     <w:rsid w:val="00283B7E"/>
     <w:rsid w:val="002A75EF"/>
     <w:rsid w:val="002B15B6"/>
+    <w:rsid w:val="002B4FD6"/>
     <w:rsid w:val="002F41A2"/>
-    <w:rsid w:val="00335626"/>
-    <w:rsid w:val="003669A0"/>
+    <w:rsid w:val="00337EEA"/>
     <w:rsid w:val="00375ECA"/>
     <w:rsid w:val="004071DF"/>
     <w:rsid w:val="004932BB"/>
@@ -15401,6 +16424,7 @@
     <w:rsid w:val="00651EFB"/>
     <w:rsid w:val="00662D1E"/>
     <w:rsid w:val="006F7246"/>
+    <w:rsid w:val="007862C9"/>
     <w:rsid w:val="007935A9"/>
     <w:rsid w:val="007952C5"/>
     <w:rsid w:val="007A52B0"/>
@@ -15409,19 +16433,18 @@
     <w:rsid w:val="008228D7"/>
     <w:rsid w:val="008B22A3"/>
     <w:rsid w:val="008D3521"/>
-    <w:rsid w:val="009631E7"/>
     <w:rsid w:val="009B28D6"/>
     <w:rsid w:val="009C34F8"/>
     <w:rsid w:val="009D54AF"/>
     <w:rsid w:val="009E0470"/>
     <w:rsid w:val="00A4061C"/>
     <w:rsid w:val="00A436FC"/>
-    <w:rsid w:val="00A6133B"/>
+    <w:rsid w:val="00A642DA"/>
     <w:rsid w:val="00A949B1"/>
     <w:rsid w:val="00AE7F01"/>
+    <w:rsid w:val="00B24ECD"/>
     <w:rsid w:val="00B45FB1"/>
     <w:rsid w:val="00BD646C"/>
-    <w:rsid w:val="00BF14BA"/>
     <w:rsid w:val="00C83915"/>
     <w:rsid w:val="00CE3CAC"/>
     <w:rsid w:val="00D54719"/>
@@ -15431,12 +16454,12 @@
     <w:rsid w:val="00DA567C"/>
     <w:rsid w:val="00E40D44"/>
     <w:rsid w:val="00E475C4"/>
-    <w:rsid w:val="00EB0B0D"/>
     <w:rsid w:val="00EE2ABD"/>
     <w:rsid w:val="00F05AFE"/>
     <w:rsid w:val="00F349B0"/>
     <w:rsid w:val="00F61F90"/>
     <w:rsid w:val="00F65272"/>
+    <w:rsid w:val="00FA67AF"/>
     <w:rsid w:val="00FA7F71"/>
     <w:rsid w:val="00FB5220"/>
   </w:rsids>
@@ -27288,7 +28311,7 @@
 </file>
 
 <file path=customXml/itemProps1.xml><?xml version="1.0" encoding="utf-8"?>
-<ds:datastoreItem xmlns:ds="http://schemas.openxmlformats.org/officeDocument/2006/customXml" ds:itemID="{628F79CC-5872-4DC2-93CD-CCA992D7265C}">
+<ds:datastoreItem xmlns:ds="http://schemas.openxmlformats.org/officeDocument/2006/customXml" ds:itemID="{3EC57140-B9CD-4B24-804A-201B530D4D9C}">
   <ds:schemaRefs>
     <ds:schemaRef ds:uri="http://schemas.openxmlformats.org/officeDocument/2006/bibliography"/>
   </ds:schemaRefs>

--- a/set_maker/templ_.docx
+++ b/set_maker/templ_.docx
@@ -5350,7 +5350,13 @@
         <w:rPr>
           <w:lang w:val="en-US"/>
         </w:rPr>
-        <w:t xml:space="preserve"> {{ bin_inputs.type }}{% for bin_input_key, bin_input in bin_inputs.inputs.items() %}</w:t>
+        <w:t xml:space="preserve"> {{ bin_inputs.type }}{% for bin_input_key, bin_inpu</w:t>
+      </w:r>
+      <w:r>
+        <w:rPr>
+          <w:lang w:val="en-US"/>
+        </w:rPr>
+        <w:t>t in bin_inputs.inputs.items() %}</w:t>
       </w:r>
     </w:p>
     <w:p>
@@ -5616,7 +5622,10 @@
           </w:tcPr>
           <w:p>
             <w:r>
-              <w:t>{{ param_data.description }}</w:t>
+              <w:t xml:space="preserve">{{ </w:t>
+            </w:r>
+            <w:r>
+              <w:t>param_data.description }}</w:t>
             </w:r>
           </w:p>
         </w:tc>
@@ -5739,7 +5748,10 @@
         <w:pStyle w:val="TAGS"/>
       </w:pPr>
       <w:r>
-        <w:t>{% endfor %}{% endfor %}</w:t>
+        <w:t xml:space="preserve">{% endfor %}{% </w:t>
+      </w:r>
+      <w:r>
+        <w:t>endfor %}</w:t>
       </w:r>
     </w:p>
     <w:p>
@@ -5808,7 +5820,10 @@
         <w:pStyle w:val="a7"/>
       </w:pPr>
       <w:r>
-        <w:t>{{ bin_output.name }}</w:t>
+        <w:t>{{ bin_output.na</w:t>
+      </w:r>
+      <w:r>
+        <w:t>me }}</w:t>
       </w:r>
     </w:p>
     <w:tbl>
@@ -6084,7 +6099,13 @@
               <w:rPr>
                 <w:lang w:val="en-US"/>
               </w:rPr>
-              <w:t>{{ param_data.name_in_software }}</w:t>
+              <w:t xml:space="preserve">{{ param_data.name_in_software </w:t>
+            </w:r>
+            <w:r>
+              <w:rPr>
+                <w:lang w:val="en-US"/>
+              </w:rPr>
+              <w:t>}}</w:t>
             </w:r>
           </w:p>
         </w:tc>
@@ -6234,7 +6255,13 @@
         <w:rPr>
           <w:lang w:val="en-US"/>
         </w:rPr>
-        <w:t xml:space="preserve"> №1 {% for rza_funcs_key, rza_funcs in rza_funcs.modules.items() %}</w:t>
+        <w:t xml:space="preserve"> </w:t>
+      </w:r>
+      <w:r>
+        <w:rPr>
+          <w:lang w:val="en-US"/>
+        </w:rPr>
+        <w:t>№1 {% for rza_funcs_key, rza_funcs in rza_funcs.modules.items() %}</w:t>
       </w:r>
     </w:p>
     <w:p>
@@ -6587,7 +6614,10 @@
               <w:jc w:val="center"/>
             </w:pPr>
             <w:r>
-              <w:t>{{ param_data.step }}</w:t>
+              <w:t xml:space="preserve">{{ </w:t>
+            </w:r>
+            <w:r>
+              <w:t>param_data.step }}</w:t>
             </w:r>
           </w:p>
         </w:tc>
@@ -6661,95 +6691,32 @@
     </w:p>
     <w:p>
       <w:pPr>
-        <w:pStyle w:val="a7"/>
-        <w:numPr>
-          <w:ilvl w:val="0"/>
-          <w:numId w:val="0"/>
-        </w:numPr>
+        <w:pStyle w:val="afff0"/>
         <w:rPr>
           <w:lang w:val="en-US"/>
         </w:rPr>
       </w:pPr>
       <w:r>
-        <w:rPr>
-          <w:lang w:val="en-US"/>
-        </w:rPr>
-        <w:t>{</w:t>
+        <w:t xml:space="preserve">Возможна регистрация не более 200 сигналов. </w:t>
       </w:r>
       <w:r>
         <w:rPr>
           <w:lang w:val="en-US"/>
         </w:rPr>
-        <w:t>%</w:t>
-      </w:r>
-      <w:r>
-        <w:rPr>
-          <w:lang w:val="en-US"/>
-        </w:rPr>
-        <w:t xml:space="preserve"> for regs_key, regs in regs.inputs.items() </w:t>
-      </w:r>
-      <w:r>
-        <w:rPr>
-          <w:lang w:val="en-US"/>
-        </w:rPr>
-        <w:t>%</w:t>
-      </w:r>
-      <w:r>
-        <w:rPr>
-          <w:lang w:val="en-US"/>
-        </w:rPr>
-        <w:t>}</w:t>
+        <w:t>{% for regs_key, regs in regs.inputs.items() %}</w:t>
       </w:r>
     </w:p>
     <w:p>
       <w:pPr>
         <w:pStyle w:val="a7"/>
-        <w:rPr>
-          <w:lang w:val="en-US"/>
-        </w:rPr>
       </w:pPr>
       <w:r>
-        <w:rPr>
-          <w:lang w:val="en-US"/>
-        </w:rPr>
-        <w:t xml:space="preserve">test </w:t>
+        <w:t>{{ regs.name }}</w:t>
       </w:r>
-      <w:bookmarkStart w:id="5" w:name="_GoBack"/>
-      <w:r>
-        <w:rPr>
-          <w:lang w:val="en-US"/>
-        </w:rPr>
-        <w:t>{{regs</w:t>
-      </w:r>
-      <w:r>
-        <w:rPr>
-          <w:lang w:val="en-US"/>
-        </w:rPr>
-        <w:t>.name</w:t>
-      </w:r>
-      <w:r>
-        <w:rPr>
-          <w:lang w:val="en-US"/>
-        </w:rPr>
-        <w:t>}}</w:t>
-      </w:r>
-      <w:bookmarkEnd w:id="5"/>
-    </w:p>
-    <w:p>
-      <w:pPr>
-        <w:pStyle w:val="a7"/>
-        <w:numPr>
-          <w:ilvl w:val="0"/>
-          <w:numId w:val="0"/>
-        </w:numPr>
-        <w:rPr>
-          <w:lang w:val="en-US"/>
-        </w:rPr>
-      </w:pPr>
     </w:p>
     <w:tbl>
       <w:tblPr>
-        <w:tblStyle w:val="510"/>
+        <w:tblStyle w:val="65"/>
         <w:tblW w:w="0" w:type="auto"/>
         <w:tblLayout w:type="fixed"/>
         <w:tblLook w:val="04A0" w:firstRow="1" w:lastRow="0" w:firstColumn="1" w:lastColumn="0" w:noHBand="0" w:noVBand="1"/>
@@ -6796,91 +6763,7 @@
               <w:rPr>
                 <w:lang w:val="ru-RU"/>
               </w:rPr>
-              <w:t>Журнал</w:t>
-            </w:r>
-            <w:r>
-              <w:rPr>
-                <w:lang w:val="ru-RU"/>
-              </w:rPr>
-              <w:t xml:space="preserve"> </w:t>
-            </w:r>
-            <w:r>
-              <w:rPr>
-                <w:lang w:val="ru-RU"/>
-              </w:rPr>
-              <w:t>событий</w:t>
-            </w:r>
-            <w:r>
-              <w:rPr>
-                <w:lang w:val="ru-RU"/>
-              </w:rPr>
-              <w:t xml:space="preserve"> </w:t>
-            </w:r>
-            <w:r>
-              <w:rPr>
-                <w:lang w:val="ru-RU"/>
-              </w:rPr>
-              <w:t>регистрация</w:t>
-            </w:r>
-            <w:r>
-              <w:rPr>
-                <w:lang w:val="ru-RU"/>
-              </w:rPr>
-              <w:t xml:space="preserve"> (</w:t>
-            </w:r>
-            <w:r>
-              <w:rPr>
-                <w:lang w:val="ru-RU"/>
-              </w:rPr>
-              <w:t>Не</w:t>
-            </w:r>
-            <w:r>
-              <w:rPr>
-                <w:lang w:val="ru-RU"/>
-              </w:rPr>
-              <w:t xml:space="preserve"> </w:t>
-            </w:r>
-            <w:r>
-              <w:rPr>
-                <w:lang w:val="ru-RU"/>
-              </w:rPr>
-              <w:t>выполняется</w:t>
-            </w:r>
-            <w:r>
-              <w:rPr>
-                <w:lang w:val="ru-RU"/>
-              </w:rPr>
-              <w:t>/</w:t>
-            </w:r>
-            <w:r>
-              <w:rPr>
-                <w:lang w:val="ru-RU"/>
-              </w:rPr>
-              <w:t>По</w:t>
-            </w:r>
-            <w:r>
-              <w:rPr>
-                <w:lang w:val="ru-RU"/>
-              </w:rPr>
-              <w:t xml:space="preserve"> </w:t>
-            </w:r>
-            <w:r>
-              <w:rPr>
-                <w:lang w:val="ru-RU"/>
-              </w:rPr>
-              <w:t>переднему</w:t>
-            </w:r>
-            <w:r>
-              <w:rPr>
-                <w:lang w:val="ru-RU"/>
-              </w:rPr>
-              <w:t xml:space="preserve"> </w:t>
-            </w:r>
-            <w:r>
-              <w:rPr>
-                <w:lang w:val="ru-RU"/>
-              </w:rPr>
-              <w:t>фронту/По заднему фронту/По любому изменению)</w:t>
+              <w:t>Журнал событий регистрация (Не выполняется /По переднему фронту/ По заднему фронту/ По любому изменению)</w:t>
             </w:r>
           </w:p>
         </w:tc>
@@ -6900,7 +6783,7 @@
               <w:rPr>
                 <w:lang w:val="ru-RU"/>
               </w:rPr>
-              <w:t>Осциллограф Пуск(Не выполняется/По переднему фронту/По заднему фронту/По любому изменению)</w:t>
+              <w:t>Осциллограф Пуск (Не выполняется/ По переднему фронту/ По заднему фронту/ По любому изменению)</w:t>
             </w:r>
           </w:p>
         </w:tc>
@@ -6914,7 +6797,10 @@
               <w:pStyle w:val="affa"/>
             </w:pPr>
             <w:r>
-              <w:t>Осциллограф регистрация (Выведено/ Введено)</w:t>
+              <w:t>Осциллограф регистрация (Выведе</w:t>
+            </w:r>
+            <w:r>
+              <w:t>но/ Введено)</w:t>
             </w:r>
           </w:p>
         </w:tc>
@@ -6973,6 +6859,9 @@
         </w:tc>
       </w:tr>
       <w:tr>
+        <w:trPr>
+          <w:cnfStyle w:val="000000100000" w:firstRow="0" w:lastRow="0" w:firstColumn="0" w:lastColumn="0" w:oddVBand="0" w:evenVBand="0" w:oddHBand="1" w:evenHBand="0" w:firstRowFirstColumn="0" w:firstRowLastColumn="0" w:lastRowFirstColumn="0" w:lastRowLastColumn="0"/>
+        </w:trPr>
         <w:tc>
           <w:tcPr>
             <w:tcW w:w="2304" w:type="dxa"/>
@@ -6988,19 +6877,7 @@
               <w:rPr>
                 <w:lang w:val="en-US"/>
               </w:rPr>
-              <w:t>{%tr for param_name, param_data in regs.</w:t>
-            </w:r>
-            <w:r>
-              <w:rPr>
-                <w:lang w:val="en-US"/>
-              </w:rPr>
-              <w:t>properties.</w:t>
-            </w:r>
-            <w:r>
-              <w:rPr>
-                <w:lang w:val="en-US"/>
-              </w:rPr>
-              <w:t>items() %}</w:t>
+              <w:t>{%tr for param_name, param_data in regs.properties.items() %}</w:t>
             </w:r>
           </w:p>
         </w:tc>
@@ -7031,9 +6908,35 @@
             <w:tcW w:w="2304" w:type="dxa"/>
           </w:tcPr>
           <w:p>
-            <w:r>
-              <w:t>{{ param_data.log }}</w:t>
-            </w:r>
+            <w:pPr>
+              <w:jc w:val="center"/>
+            </w:pPr>
+            <w:sdt>
+              <w:sdtPr>
+                <w:alias w:val=""/>
+                <w:tag w:val=""/>
+                <w:id w:val="-1353261239"/>
+                <w:showingPlcHdr/>
+                <w:dropDownList>
+                  <w:listItem w:displayText="Не назначено" w:value=""/>
+                  <w:listItem w:displayText="Не выполняется" w:value="Не выполняется"/>
+                  <w:listItem w:displayText="По переднему фронту" w:value="По переднему фронту"/>
+                  <w:listItem w:displayText="По заднему фронту" w:value="По заднему фронту"/>
+                  <w:listItem w:displayText="По любому изменению" w:value="По любому изменению"/>
+                </w:dropDownList>
+              </w:sdtPr>
+              <w:sdtEndPr/>
+              <w:sdtContent>
+                <w:r>
+                  <w:rPr>
+                    <w:i/>
+                    <w:color w:val="808080"/>
+                    <w:spacing w:val="10"/>
+                  </w:rPr>
+                  <w:t>Не назначено</w:t>
+                </w:r>
+              </w:sdtContent>
+            </w:sdt>
           </w:p>
         </w:tc>
         <w:tc>
@@ -7041,9 +6944,35 @@
             <w:tcW w:w="2304" w:type="dxa"/>
           </w:tcPr>
           <w:p>
-            <w:r>
-              <w:t>{{ param_data.oscill_start }}</w:t>
-            </w:r>
+            <w:pPr>
+              <w:jc w:val="center"/>
+            </w:pPr>
+            <w:sdt>
+              <w:sdtPr>
+                <w:alias w:val=""/>
+                <w:tag w:val=""/>
+                <w:id w:val="1511721605"/>
+                <w:showingPlcHdr/>
+                <w:dropDownList>
+                  <w:listItem w:displayText="Не назначено" w:value=""/>
+                  <w:listItem w:displayText="Не выполняется" w:value="Не выполняется"/>
+                  <w:listItem w:displayText="По переднему фронту" w:value="По переднему фронту"/>
+                  <w:listItem w:displayText="По заднему фронту" w:value="По заднему фронту"/>
+                  <w:listItem w:displayText="По любому изменению" w:value="По любому изменению"/>
+                </w:dropDownList>
+              </w:sdtPr>
+              <w:sdtEndPr/>
+              <w:sdtContent>
+                <w:r>
+                  <w:rPr>
+                    <w:i/>
+                    <w:color w:val="808080"/>
+                    <w:spacing w:val="10"/>
+                  </w:rPr>
+                  <w:t>Не назначено</w:t>
+                </w:r>
+              </w:sdtContent>
+            </w:sdt>
           </w:p>
         </w:tc>
         <w:tc>
@@ -7051,13 +6980,40 @@
             <w:tcW w:w="2304" w:type="dxa"/>
           </w:tcPr>
           <w:p>
-            <w:r>
-              <w:t>{{ param_data.oscill_reg }}</w:t>
-            </w:r>
+            <w:pPr>
+              <w:jc w:val="center"/>
+            </w:pPr>
+            <w:sdt>
+              <w:sdtPr>
+                <w:alias w:val=""/>
+                <w:tag w:val=""/>
+                <w:id w:val="-544444721"/>
+                <w:showingPlcHdr/>
+                <w:dropDownList>
+                  <w:listItem w:displayText="Не назначено" w:value=""/>
+                  <w:listItem w:displayText="Выведено" w:value="Выведено"/>
+                  <w:listItem w:displayText="Введено" w:value="Введено"/>
+                </w:dropDownList>
+              </w:sdtPr>
+              <w:sdtEndPr/>
+              <w:sdtContent>
+                <w:r>
+                  <w:rPr>
+                    <w:i/>
+                    <w:color w:val="808080"/>
+                    <w:spacing w:val="10"/>
+                  </w:rPr>
+                  <w:t>Не назначено</w:t>
+                </w:r>
+              </w:sdtContent>
+            </w:sdt>
           </w:p>
         </w:tc>
       </w:tr>
       <w:tr>
+        <w:trPr>
+          <w:cnfStyle w:val="000000100000" w:firstRow="0" w:lastRow="0" w:firstColumn="0" w:lastColumn="0" w:oddVBand="0" w:evenVBand="0" w:oddHBand="1" w:evenHBand="0" w:firstRowFirstColumn="0" w:firstRowLastColumn="0" w:lastRowFirstColumn="0" w:lastRowLastColumn="0"/>
+        </w:trPr>
         <w:tc>
           <w:tcPr>
             <w:tcW w:w="2304" w:type="dxa"/>
@@ -7070,6 +7026,1022 @@
             <w:r>
               <w:t>{%tr endfor %}</w:t>
             </w:r>
+          </w:p>
+        </w:tc>
+      </w:tr>
+    </w:tbl>
+    <w:p>
+      <w:pPr>
+        <w:pStyle w:val="TAGS"/>
+      </w:pPr>
+      <w:r>
+        <w:t>{% endfor %}</w:t>
+      </w:r>
+    </w:p>
+    <w:p>
+      <w:pPr>
+        <w:sectPr>
+          <w:pgSz w:w="16839" w:h="16839" w:orient="landscape" w:code="9"/>
+          <w:pgMar w:top="397" w:right="454" w:bottom="397" w:left="851" w:header="0" w:footer="170" w:gutter="0"/>
+          <w:cols w:space="708"/>
+          <w:docGrid w:linePitch="360"/>
+        </w:sectPr>
+      </w:pPr>
+    </w:p>
+    <w:p>
+      <w:pPr>
+        <w:pStyle w:val="11"/>
+        <w:rPr>
+          <w:lang w:val="ru-RU"/>
+        </w:rPr>
+      </w:pPr>
+      <w:r>
+        <w:rPr>
+          <w:lang w:val="ru-RU"/>
+        </w:rPr>
+        <w:lastRenderedPageBreak/>
+        <w:t>Матрица дискретных входов и выходных реле</w:t>
+      </w:r>
+    </w:p>
+    <w:p>
+      <w:pPr>
+        <w:pStyle w:val="20"/>
+      </w:pPr>
+      <w:r>
+        <w:t>Выходные реле</w:t>
+      </w:r>
+    </w:p>
+    <w:p>
+      <w:pPr>
+        <w:pStyle w:val="afff0"/>
+        <w:rPr>
+          <w:lang w:val="en-US"/>
+        </w:rPr>
+      </w:pPr>
+      <w:r>
+        <w:t>Возможна регистрация не</w:t>
+      </w:r>
+      <w:r>
+        <w:t xml:space="preserve"> более 200 сигналов. </w:t>
+      </w:r>
+      <w:r>
+        <w:rPr>
+          <w:lang w:val="en-US"/>
+        </w:rPr>
+        <w:t xml:space="preserve">{% for </w:t>
+      </w:r>
+      <w:r>
+        <w:rPr>
+          <w:lang w:val="en-US"/>
+        </w:rPr>
+        <w:t>bin_outputs</w:t>
+      </w:r>
+      <w:r>
+        <w:rPr>
+          <w:lang w:val="en-US"/>
+        </w:rPr>
+        <w:t xml:space="preserve">_key, </w:t>
+      </w:r>
+      <w:r>
+        <w:rPr>
+          <w:lang w:val="en-US"/>
+        </w:rPr>
+        <w:t>bin_</w:t>
+      </w:r>
+      <w:r>
+        <w:rPr>
+          <w:lang w:val="en-US"/>
+        </w:rPr>
+        <w:t>out</w:t>
+      </w:r>
+      <w:r>
+        <w:rPr>
+          <w:lang w:val="en-US"/>
+        </w:rPr>
+        <w:t>puts</w:t>
+      </w:r>
+      <w:r>
+        <w:rPr>
+          <w:lang w:val="en-US"/>
+        </w:rPr>
+        <w:t xml:space="preserve"> in </w:t>
+      </w:r>
+      <w:r>
+        <w:rPr>
+          <w:lang w:val="en-US"/>
+        </w:rPr>
+        <w:t>bin_outputs</w:t>
+      </w:r>
+      <w:r>
+        <w:rPr>
+          <w:lang w:val="en-US"/>
+        </w:rPr>
+        <w:t>.</w:t>
+      </w:r>
+      <w:r>
+        <w:rPr>
+          <w:lang w:val="en-US"/>
+        </w:rPr>
+        <w:t>modules</w:t>
+      </w:r>
+      <w:r>
+        <w:rPr>
+          <w:lang w:val="en-US"/>
+        </w:rPr>
+        <w:t>.items() %}</w:t>
+      </w:r>
+    </w:p>
+    <w:p>
+      <w:pPr>
+        <w:pStyle w:val="a7"/>
+      </w:pPr>
+      <w:r>
+        <w:t>Слот</w:t>
+      </w:r>
+      <w:r>
+        <w:rPr>
+          <w:lang w:val="en-US"/>
+        </w:rPr>
+        <w:t xml:space="preserve"> {{ bin_outputs.inserted_in_slot }}. </w:t>
+      </w:r>
+      <w:r>
+        <w:t>Тип</w:t>
+      </w:r>
+      <w:r>
+        <w:rPr>
+          <w:lang w:val="en-US"/>
+        </w:rPr>
+        <w:t xml:space="preserve"> {{ bin_outputs.type }}</w:t>
+      </w:r>
+    </w:p>
+    <w:tbl>
+      <w:tblPr>
+        <w:tblStyle w:val="65"/>
+        <w:tblW w:w="0" w:type="auto"/>
+        <w:tblLayout w:type="fixed"/>
+        <w:tblLook w:val="04A0" w:firstRow="1" w:lastRow="0" w:firstColumn="1" w:lastColumn="0" w:noHBand="0" w:noVBand="1"/>
+      </w:tblPr>
+      <w:tblGrid>
+        <w:gridCol w:w="2880"/>
+        <w:gridCol w:w="2448"/>
+        <w:gridCol w:w="2448"/>
+        <w:gridCol w:w="2448"/>
+        <w:gridCol w:w="2448"/>
+        <w:gridCol w:w="2448"/>
+      </w:tblGrid>
+      <w:tr>
+        <w:trPr>
+          <w:cnfStyle w:val="100000000000" w:firstRow="1" w:lastRow="0" w:firstColumn="0" w:lastColumn="0" w:oddVBand="0" w:evenVBand="0" w:oddHBand="0" w:evenHBand="0" w:firstRowFirstColumn="0" w:firstRowLastColumn="0" w:lastRowFirstColumn="0" w:lastRowLastColumn="0"/>
+          <w:tblHeader/>
+        </w:trPr>
+        <w:tc>
+          <w:tcPr>
+            <w:tcW w:w="2880" w:type="dxa"/>
+            <w:vMerge w:val="restart"/>
+          </w:tcPr>
+          <w:p>
+            <w:pPr>
+              <w:pStyle w:val="affa"/>
+            </w:pPr>
+            <w:r>
+              <w:t>Выходное реле</w:t>
+            </w:r>
+          </w:p>
+        </w:tc>
+        <w:tc>
+          <w:tcPr>
+            <w:tcW w:w="2448" w:type="dxa"/>
+            <w:gridSpan w:val="5"/>
+          </w:tcPr>
+          <w:p>
+            <w:pPr>
+              <w:pStyle w:val="affa"/>
+            </w:pPr>
+            <w:r>
+              <w:t>Назначенные сигналы</w:t>
+            </w:r>
+          </w:p>
+        </w:tc>
+      </w:tr>
+      <w:tr>
+        <w:trPr>
+          <w:cnfStyle w:val="100000000000" w:firstRow="1" w:lastRow="0" w:firstColumn="0" w:lastColumn="0" w:oddVBand="0" w:evenVBand="0" w:oddHBand="0" w:evenHBand="0" w:firstRowFirstColumn="0" w:firstRowLastColumn="0" w:lastRowFirstColumn="0" w:lastRowLastColumn="0"/>
+          <w:tblHeader/>
+        </w:trPr>
+        <w:tc>
+          <w:tcPr>
+            <w:tcW w:w="2589" w:type="dxa"/>
+            <w:vMerge/>
+          </w:tcPr>
+          <w:p/>
+        </w:tc>
+        <w:tc>
+          <w:tcPr>
+            <w:tcW w:w="2448" w:type="dxa"/>
+          </w:tcPr>
+          <w:p>
+            <w:pPr>
+              <w:jc w:val="center"/>
+            </w:pPr>
+            <w:r>
+              <w:t>1</w:t>
+            </w:r>
+          </w:p>
+        </w:tc>
+        <w:tc>
+          <w:tcPr>
+            <w:tcW w:w="2448" w:type="dxa"/>
+          </w:tcPr>
+          <w:p>
+            <w:pPr>
+              <w:jc w:val="center"/>
+            </w:pPr>
+            <w:r>
+              <w:t>2</w:t>
+            </w:r>
+          </w:p>
+        </w:tc>
+        <w:tc>
+          <w:tcPr>
+            <w:tcW w:w="2448" w:type="dxa"/>
+          </w:tcPr>
+          <w:p>
+            <w:pPr>
+              <w:jc w:val="center"/>
+            </w:pPr>
+            <w:r>
+              <w:t>3</w:t>
+            </w:r>
+          </w:p>
+        </w:tc>
+        <w:tc>
+          <w:tcPr>
+            <w:tcW w:w="2448" w:type="dxa"/>
+          </w:tcPr>
+          <w:p>
+            <w:pPr>
+              <w:jc w:val="center"/>
+            </w:pPr>
+            <w:r>
+              <w:t>4</w:t>
+            </w:r>
+          </w:p>
+        </w:tc>
+        <w:tc>
+          <w:tcPr>
+            <w:tcW w:w="2448" w:type="dxa"/>
+          </w:tcPr>
+          <w:p>
+            <w:pPr>
+              <w:jc w:val="center"/>
+            </w:pPr>
+            <w:r>
+              <w:t>5</w:t>
+            </w:r>
+          </w:p>
+        </w:tc>
+      </w:tr>
+      <w:tr>
+        <w:trPr>
+          <w:cnfStyle w:val="000000100000" w:firstRow="0" w:lastRow="0" w:firstColumn="0" w:lastColumn="0" w:oddVBand="0" w:evenVBand="0" w:oddHBand="1" w:evenHBand="0" w:firstRowFirstColumn="0" w:firstRowLastColumn="0" w:lastRowFirstColumn="0" w:lastRowLastColumn="0"/>
+        </w:trPr>
+        <w:tc>
+          <w:tcPr>
+            <w:tcW w:w="2448" w:type="dxa"/>
+            <w:gridSpan w:val="5"/>
+          </w:tcPr>
+          <w:p>
+            <w:pPr>
+              <w:rPr>
+                <w:lang w:val="en-US"/>
+              </w:rPr>
+            </w:pPr>
+            <w:r>
+              <w:rPr>
+                <w:lang w:val="en-US"/>
+              </w:rPr>
+              <w:t xml:space="preserve">{%tr for param_name, param_data in </w:t>
+            </w:r>
+            <w:bookmarkStart w:id="5" w:name="_GoBack"/>
+            <w:r>
+              <w:rPr>
+                <w:lang w:val="en-US"/>
+              </w:rPr>
+              <w:t>bin_outputs</w:t>
+            </w:r>
+            <w:r>
+              <w:rPr>
+                <w:lang w:val="en-US"/>
+              </w:rPr>
+              <w:t>.</w:t>
+            </w:r>
+            <w:r>
+              <w:rPr>
+                <w:lang w:val="en-US"/>
+              </w:rPr>
+              <w:t>inputs</w:t>
+            </w:r>
+            <w:bookmarkEnd w:id="5"/>
+            <w:r>
+              <w:rPr>
+                <w:lang w:val="en-US"/>
+              </w:rPr>
+              <w:t>.</w:t>
+            </w:r>
+            <w:r>
+              <w:rPr>
+                <w:lang w:val="en-US"/>
+              </w:rPr>
+              <w:t>items() %}</w:t>
+            </w:r>
+          </w:p>
+        </w:tc>
+        <w:tc>
+          <w:tcPr>
+            <w:tcW w:w="2448" w:type="dxa"/>
+          </w:tcPr>
+          <w:p>
+            <w:pPr>
+              <w:rPr>
+                <w:lang w:val="en-US"/>
+              </w:rPr>
+            </w:pPr>
+          </w:p>
+        </w:tc>
+      </w:tr>
+      <w:tr>
+        <w:tc>
+          <w:tcPr>
+            <w:tcW w:w="2880" w:type="dxa"/>
+          </w:tcPr>
+          <w:p>
+            <w:r>
+              <w:t>{{ param_data.name }}</w:t>
+            </w:r>
+          </w:p>
+        </w:tc>
+        <w:tc>
+          <w:tcPr>
+            <w:tcW w:w="2448" w:type="dxa"/>
+          </w:tcPr>
+          <w:p>
+            <w:pPr>
+              <w:jc w:val="center"/>
+            </w:pPr>
+            <w:sdt>
+              <w:sdtPr>
+                <w:alias w:val=""/>
+                <w:tag w:val=""/>
+                <w:id w:val="1470857171"/>
+                <w:showingPlcHdr/>
+                <w:dropDownList>
+                  <w:listItem w:displayText="Не назначено" w:value=""/>
+                  <w:listItem w:displayText="ЛО ГЗоткл / ЛО: Функция введена в работу" w:value="ЛО ГЗоткл / ЛО: Функция введена в работу"/>
+                  <w:listItem w:displayText="ЛО ГЗоткл / ЛО: Функция оперативно выведена из работы" w:value="ЛО ГЗоткл / ЛО: Функция оперативно выведена из работы"/>
+                  <w:listItem w:displayText="ЛО ГЗоткл / ЛО: Блокировка ГЗоткл" w:value="ЛО ГЗоткл / ЛО: Блокировка ГЗоткл"/>
+                  <w:listItem w:displayText="ЛО ГЗоткл / ЛО: Срабатывание на сигнал" w:value="ЛО ГЗоткл / ЛО: Срабатывание на сигнал"/>
+                  <w:listItem w:displayText="ЛО ГЗоткл / ЛО: Срабатывание" w:value="ЛО ГЗоткл / ЛО: Срабатывание"/>
+                  <w:listItem w:displayText="ДЗТ / БВКЗ: Срабатывание БВКЗ" w:value="ДЗТ / БВКЗ: Срабатывание БВКЗ"/>
+                  <w:listItem w:displayText="ДЗТ / БВКЗ: Срабатывание БВКЗ по фазе А" w:value="ДЗТ / БВКЗ: Срабатывание БВКЗ по фазе А"/>
+                  <w:listItem w:displayText="ДЗТ / БВКЗ: Срабатывание БВКЗ по фазе В" w:value="ДЗТ / БВКЗ: Срабатывание БВКЗ по фазе В"/>
+                  <w:listItem w:displayText="ДЗТ / БВКЗ: Срабатывание БВКЗ по фазе С" w:value="ДЗТ / БВКЗ: Срабатывание БВКЗ по фазе С"/>
+                  <w:listItem w:displayText="ДЗТ / Д2Г: Пуск Д2Г" w:value="ДЗТ / Д2Г: Пуск Д2Г"/>
+                  <w:listItem w:displayText="ДЗТ / Д2Г: Пуск Д2Г по фазе A" w:value="ДЗТ / Д2Г: Пуск Д2Г по фазе A"/>
+                  <w:listItem w:displayText="ДЗТ / Д2Г: Пуск Д2Г по фазе В" w:value="ДЗТ / Д2Г: Пуск Д2Г по фазе В"/>
+                  <w:listItem w:displayText="ДЗТ / Д2Г: Пуск Д2Г по фазе С" w:value="ДЗТ / Д2Г: Пуск Д2Г по фазе С"/>
+                  <w:listItem w:displayText="ДЗТ / Д5Г: Пуск Д5Г" w:value="ДЗТ / Д5Г: Пуск Д5Г"/>
+                  <w:listItem w:displayText="ДЗТ / Д5Г: Пуск Д5Г по фазе A" w:value="ДЗТ / Д5Г: Пуск Д5Г по фазе A"/>
+                  <w:listItem w:displayText="ДЗТ / Д5Г: Пуск Д5Г по фазе В" w:value="ДЗТ / Д5Г: Пуск Д5Г по фазе В"/>
+                  <w:listItem w:displayText="ДЗТ / Д5Г: Пуск Д5Г по фазе С" w:value="ДЗТ / Д5Г: Пуск Д5Г по фазе С"/>
+                  <w:listItem w:displayText="ДЗТ / ДТЗт: Пуск" w:value="ДЗТ / ДТЗт: Пуск"/>
+                  <w:listItem w:displayText="ДЗТ / ДТЗт: Пуск ДТО по фазе A" w:value="ДЗТ / ДТЗт: Пуск ДТО по фазе A"/>
+                  <w:listItem w:displayText="ДЗТ / ДТЗт: Пуск ДТО по фазе В" w:value="ДЗТ / ДТЗт: Пуск ДТО по фазе В"/>
+                  <w:listItem w:displayText="ДЗТ / ДТЗт: Пуск ДТО по фазе С" w:value="ДЗТ / ДТЗт: Пуск ДТО по фазе С"/>
+                  <w:listItem w:displayText="ДЗТ / ДТЗт: Срабатывание ДТЗт" w:value="ДЗТ / ДТЗт: Срабатывание ДТЗт"/>
+                  <w:listItem w:displayText="ДЗТ / ДТЗт: Срабатывание ДТЗт по фазе A" w:value="ДЗТ / ДТЗт: Срабатывание ДТЗт по фазе A"/>
+                  <w:listItem w:displayText="ДЗТ / ДТЗт: Срабатывание ДТЗт по фазе В" w:value="ДЗТ / ДТЗт: Срабатывание ДТЗт по фазе В"/>
+                  <w:listItem w:displayText="ДЗТ / ДТЗт: Срабатывание ДТЗт по фазе С" w:value="ДЗТ / ДТЗт: Срабатывание ДТЗт по фазе С"/>
+                  <w:listItem w:displayText="ДЗТ / ДТЗт: Срабатывание ДТЗт на сигнал" w:value="ДЗТ / ДТЗт: Срабатывание ДТЗт на сигнал"/>
+                  <w:listItem w:displayText="ДЗТ / ДТЗт: Срабатывание ДТЗт по фазе A на сигнал" w:value="ДЗТ / ДТЗт: Срабатывание ДТЗт по фазе A на сигнал"/>
+                  <w:listItem w:displayText="ДЗТ / ДТЗт: Срабатывание ДТЗт по фазе В на сигнал" w:value="ДЗТ / ДТЗт: Срабатывание ДТЗт по фазе В на сигнал"/>
+                  <w:listItem w:displayText="ДЗТ / ДТЗт: Срабатывание ДТЗт по фазе С на сигнал" w:value="ДЗТ / ДТЗт: Срабатывание ДТЗт по фазе С на сигнал"/>
+                  <w:listItem w:displayText="ДЗТ / ДТЗт: Функция введена в работу" w:value="ДЗТ / ДТЗт: Функция введена в работу"/>
+                  <w:listItem w:displayText="ДЗТ / ДТЗт: Функция оперативно выведена из работы" w:value="ДЗТ / ДТЗт: Функция оперативно выведена из работы"/>
+                  <w:listItem w:displayText="ДЗТ / ДТО: Пуск" w:value="ДЗТ / ДТО: Пуск"/>
+                  <w:listItem w:displayText="ДЗТ / ДТО: Пуск ДТО по фазе A" w:value="ДЗТ / ДТО: Пуск ДТО по фазе A"/>
+                  <w:listItem w:displayText="ДЗТ / ДТО: Пуск ДТО по фазе В" w:value="ДЗТ / ДТО: Пуск ДТО по фазе В"/>
+                  <w:listItem w:displayText="ДЗТ / ДТО: Пуск ДТО по фазе С" w:value="ДЗТ / ДТО: Пуск ДТО по фазе С"/>
+                  <w:listItem w:displayText="ДЗТ / ДТО: Срабатывание ДТО" w:value="ДЗТ / ДТО: Срабатывание ДТО"/>
+                  <w:listItem w:displayText="ДЗТ / ДТО: Срабатывание ДТО по фазе A" w:value="ДЗТ / ДТО: Срабатывание ДТО по фазе A"/>
+                  <w:listItem w:displayText="ДЗТ / ДТО: Срабатывание ДТО по фазе В" w:value="ДЗТ / ДТО: Срабатывание ДТО по фазе В"/>
+                  <w:listItem w:displayText="ДЗТ / ДТО: Срабатывание ДТО по фазе С" w:value="ДЗТ / ДТО: Срабатывание ДТО по фазе С"/>
+                  <w:listItem w:displayText="ДЗТ / ДТО: Срабатывание ДТО на сигнал" w:value="ДЗТ / ДТО: Срабатывание ДТО на сигнал"/>
+                  <w:listItem w:displayText="ДЗТ / ДТО: Срабатывание ДТО по фазе A на сигнал" w:value="ДЗТ / ДТО: Срабатывание ДТО по фазе A на сигнал"/>
+                  <w:listItem w:displayText="ДЗТ / ДТО: Срабатывание ДТО по фазе В на сигнал" w:value="ДЗТ / ДТО: Срабатывание ДТО по фазе В на сигнал"/>
+                  <w:listItem w:displayText="ДЗТ / ДТО: Срабатывание ДТО по фазе С на сигнал" w:value="ДЗТ / ДТО: Срабатывание ДТО по фазе С на сигнал"/>
+                  <w:listItem w:displayText="ДЗТ / ДТО: Функция введена в работу" w:value="ДЗТ / ДТО: Функция введена в работу"/>
+                  <w:listItem w:displayText="ДЗТ / ДТО: Функция оперативно выведена из работы" w:value="ДЗТ / ДТО: Функция оперативно выведена из работы"/>
+                  <w:listItem w:displayText="ДЗТ / КЦТнеб: Срабатывание КЦНнеб" w:value="ДЗТ / КЦТнеб: Срабатывание КЦНнеб"/>
+                  <w:listItem w:displayText="ДЗТ / КЦТнеб: Срабатывание КЦНнеб фазы А" w:value="ДЗТ / КЦТнеб: Срабатывание КЦНнеб фазы А"/>
+                  <w:listItem w:displayText="ДЗТ / КЦТнеб: Срабатывание КЦНнеб фазы В" w:value="ДЗТ / КЦТнеб: Срабатывание КЦНнеб фазы В"/>
+                  <w:listItem w:displayText="ДЗТ / КЦТнеб: Срабатывание КЦНнеб фазы С" w:value="ДЗТ / КЦТнеб: Срабатывание КЦНнеб фазы С"/>
+                  <w:listItem w:displayText="ДЗТ / КЦТнеб: Функция введена в работу" w:value="ДЗТ / КЦТнеб: Функция введена в работу"/>
+                  <w:listItem w:displayText="ДЗТ / КЦТнеб: Функция оперативно выведена из работы" w:value="ДЗТ / КЦТнеб: Функция оперативно выведена из работы"/>
+                  <w:listItem w:displayText="ПДС / ДУм РПН: Высокий уровень масла" w:value="ПДС / ДУм РПН: Высокий уровень масла"/>
+                  <w:listItem w:displayText="ПДС / ДУм РПН: Низкий уровень масла" w:value="ПДС / ДУм РПН: Низкий уровень масла"/>
+                  <w:listItem w:displayText="ПДС / ГЗ РПН: Отключение" w:value="ПДС / ГЗ РПН: Отключение"/>
+                  <w:listItem w:displayText="ПДС / ГЗ РПН: Низкая изоляция " w:value="ПДС / ГЗ РПН: Низкая изоляция "/>
+                  <w:listItem w:displayText="ПДС / ДУм расширителя: Высокий уровень масла" w:value="ПДС / ДУм расширителя: Высокий уровень масла"/>
+                  <w:listItem w:displayText="ПДС / ДУм расширителя: Низкий уровень масла" w:value="ПДС / ДУм расширителя: Низкий уровень масла"/>
+                  <w:listItem w:displayText="ПДС / ДТм: Отключение" w:value="ПДС / ДТм: Отключение"/>
+                  <w:listItem w:displayText="ПДС / ДТм: Сигнал" w:value="ПДС / ДТм: Сигнал"/>
+                  <w:listItem w:displayText="ПДС / ДТм: Низкая изоляция" w:value="ПДС / ДТм: Низкая изоляция"/>
+                  <w:listItem w:displayText="ПДС / ПК: Срабатывание" w:value="ПДС / ПК: Срабатывание"/>
+                  <w:listItem w:displayText="ПДС / ГЗ Т: Отключение" w:value="ПДС / ГЗ Т: Отключение"/>
+                  <w:listItem w:displayText="ПДС / ГЗ Т: Сигнал" w:value="ПДС / ГЗ Т: Сигнал"/>
+                  <w:listItem w:displayText="ПДС / ГЗ Т: Низкая изоляция ГЗоткл" w:value="ПДС / ГЗ Т: Низкая изоляция ГЗоткл"/>
+                  <w:listItem w:displayText="ПДС / ГЗ Т: Низкая изоляция ГЗсигн" w:value="ПДС / ГЗ Т: Низкая изоляция ГЗсигн"/>
+                  <w:listItem w:displayText="ПДС / КЦВ: Контроль цепи ЭМВ" w:value="ПДС / КЦВ: Контроль цепи ЭМВ"/>
+                  <w:listItem w:displayText="ПДС / КЦВ: Контроль цепи ЭМО1" w:value="ПДС / КЦВ: Контроль цепи ЭМО1"/>
+                  <w:listItem w:displayText="ПДС / КЦВ: Контроль цепи ЭМО2" w:value="ПДС / КЦВ: Контроль цепи ЭМО2"/>
+                  <w:listItem w:displayText="ПДС / КЦВ: Работа ЭМВ" w:value="ПДС / КЦВ: Работа ЭМВ"/>
+                  <w:listItem w:displayText="ПДС / КЦВ: Работа ЭМО1" w:value="ПДС / КЦВ: Работа ЭМО1"/>
+                  <w:listItem w:displayText="ПДС / КЦВ: Работа ЭМО2" w:value="ПДС / КЦВ: Работа ЭМО2"/>
+                  <w:listItem w:displayText="ПДС / ОК: Срабатывание" w:value="ПДС / ОК: Срабатывание"/>
+                  <w:listItem w:displayText="ПДС / КИ: Аварийный уровень изоляции" w:value="ПДС / КИ: Аварийный уровень изоляции"/>
+                  <w:listItem w:displayText="ПДС / КИ: Низкий уровень изоляции" w:value="ПДС / КИ: Низкий уровень изоляции"/>
+                  <w:listItem w:displayText="ПДС / РД: Отключение" w:value="ПДС / РД: Отключение"/>
+                  <w:listItem w:displayText="ПДС / РД: Низкая изоляция" w:value="ПДС / РД: Низкая изоляция"/>
+                  <w:listItem w:displayText="ПДС / КПруж: Пружина не заведена" w:value="ПДС / КПруж: Пружина не заведена"/>
+                  <w:listItem w:displayText="ПДС / ДТо: Отключение" w:value="ПДС / ДТо: Отключение"/>
+                  <w:listItem w:displayText="ПДС / ДТо: Сигнал" w:value="ПДС / ДТо: Сигнал"/>
+                  <w:listItem w:displayText="ПДС / ДТо: Низкая изоляция" w:value="ПДС / ДТо: Низкая изоляция"/>
+                  <w:listItem w:displayText="ПДС / В: Положение В (Отключено)" w:value="ПДС / В: Положение В (Отключено)"/>
+                  <w:listItem w:displayText="ПДС / В: Положение В (Включено)" w:value="ПДС / В: Положение В (Включено)"/>
+                  <w:listItem w:displayText="ПДС / В: Положение В (Не определено)" w:value="ПДС / В: Положение В (Не определено)"/>
+                  <w:listItem w:displayText="ПДС / В: Положение В (Неисправность)" w:value="ПДС / В: Положение В (Неисправность)"/>
+                  <w:listItem w:displayText="ПДС / В: Ключ М/Д привода В" w:value="ПДС / В: Ключ М/Д привода В"/>
+                  <w:listItem w:displayText="ЛО Т / ЗАВР: Функция введена в работу" w:value="ЛО Т / ЗАВР: Функция введена в работу"/>
+                  <w:listItem w:displayText="ЛО Т / ЗАВР: Функция оперативно выведена из работы" w:value="ЛО Т / ЗАВР: Функция оперативно выведена из работы"/>
+                  <w:listItem w:displayText="ЛО Т / ЗАВР: Запрет АВР" w:value="ЛО Т / ЗАВР: Запрет АВР"/>
+                  <w:listItem w:displayText="ЛО Т / ЛО: Функция введена в работу" w:value="ЛО Т / ЛО: Функция введена в работу"/>
+                  <w:listItem w:displayText="ЛО Т / ЛО: Функция оперативно выведена из работы" w:value="ЛО Т / ЛО: Функция оперативно выведена из работы"/>
+                  <w:listItem w:displayText="ЛО Т / ЛО: Пуск" w:value="ЛО Т / ЛО: Пуск"/>
+                  <w:listItem w:displayText="ЛО Т / ЛО: Срабатывание" w:value="ЛО Т / ЛО: Срабатывание"/>
+                  <w:listItem w:displayText="ЛО Т / ЗАПВ: Функция введена в работу" w:value="ЛО Т / ЗАПВ: Функция введена в работу"/>
+                  <w:listItem w:displayText="ЛО Т / ЗАПВ: Функция оперативно выведена из работы" w:value="ЛО Т / ЗАПВ: Функция оперативно выведена из работы"/>
+                  <w:listItem w:displayText="ЛО Т / ЗАПВ: Запрет АПВ" w:value="ЛО Т / ЗАПВ: Запрет АПВ"/>
+                </w:dropDownList>
+              </w:sdtPr>
+              <w:sdtEndPr/>
+              <w:sdtContent>
+                <w:r>
+                  <w:rPr>
+                    <w:i/>
+                    <w:color w:val="808080"/>
+                    <w:spacing w:val="10"/>
+                  </w:rPr>
+                  <w:t>Не назначено</w:t>
+                </w:r>
+              </w:sdtContent>
+            </w:sdt>
+          </w:p>
+        </w:tc>
+        <w:tc>
+          <w:tcPr>
+            <w:tcW w:w="2448" w:type="dxa"/>
+          </w:tcPr>
+          <w:p>
+            <w:pPr>
+              <w:jc w:val="center"/>
+            </w:pPr>
+            <w:sdt>
+              <w:sdtPr>
+                <w:alias w:val=""/>
+                <w:tag w:val=""/>
+                <w:id w:val="404036953"/>
+                <w:showingPlcHdr/>
+                <w:dropDownList>
+                  <w:listItem w:displayText="Не назначено" w:value=""/>
+                  <w:listItem w:displayText="ЛО ГЗоткл / ЛО: Функция введена в работу" w:value="ЛО ГЗоткл / ЛО: Функция введена в работу"/>
+                  <w:listItem w:displayText="ЛО ГЗоткл / ЛО: Функция оперативно выведена из работы" w:value="ЛО ГЗоткл / ЛО: Функция оперативно выведена из работы"/>
+                  <w:listItem w:displayText="ЛО ГЗоткл / ЛО: Блокировка ГЗоткл" w:value="ЛО ГЗоткл / ЛО: Блокировка ГЗоткл"/>
+                  <w:listItem w:displayText="ЛО ГЗоткл / ЛО: Срабатывание на сигнал" w:value="ЛО ГЗоткл / ЛО: Срабатывание на сигнал"/>
+                  <w:listItem w:displayText="ЛО ГЗоткл / ЛО: Срабатывание" w:value="ЛО ГЗоткл / ЛО: Срабатывание"/>
+                  <w:listItem w:displayText="ДЗТ / БВКЗ: Срабатывание БВКЗ" w:value="ДЗТ / БВКЗ: Срабатывание БВКЗ"/>
+                  <w:listItem w:displayText="ДЗТ / БВКЗ: Срабатывание БВКЗ по фазе А" w:value="ДЗТ / БВКЗ: Срабатывание БВКЗ по фазе А"/>
+                  <w:listItem w:displayText="ДЗТ / БВКЗ: Срабатывание БВКЗ по фазе В" w:value="ДЗТ / БВКЗ: Срабатывание БВКЗ по фазе В"/>
+                  <w:listItem w:displayText="ДЗТ / БВКЗ: Срабатывание БВКЗ по фазе С" w:value="ДЗТ / БВКЗ: Срабатывание БВКЗ по фазе С"/>
+                  <w:listItem w:displayText="ДЗТ / Д2Г: Пуск Д2Г" w:value="ДЗТ / Д2Г: Пуск Д2Г"/>
+                  <w:listItem w:displayText="ДЗТ / Д2Г: Пуск Д2Г по фазе A" w:value="ДЗТ / Д2Г: Пуск Д2Г по фазе A"/>
+                  <w:listItem w:displayText="ДЗТ / Д2Г: Пуск Д2Г по фазе В" w:value="ДЗТ / Д2Г: Пуск Д2Г по фазе В"/>
+                  <w:listItem w:displayText="ДЗТ / Д2Г: Пуск Д2Г по фазе С" w:value="ДЗТ / Д2Г: Пуск Д2Г по фазе С"/>
+                  <w:listItem w:displayText="ДЗТ / Д5Г: Пуск Д5Г" w:value="ДЗТ / Д5Г: Пуск Д5Г"/>
+                  <w:listItem w:displayText="ДЗТ / Д5Г: Пуск Д5Г по фазе A" w:value="ДЗТ / Д5Г: Пуск Д5Г по фазе A"/>
+                  <w:listItem w:displayText="ДЗТ / Д5Г: Пуск Д5Г по фазе В" w:value="ДЗТ / Д5Г: Пуск Д5Г по фазе В"/>
+                  <w:listItem w:displayText="ДЗТ / Д5Г: Пуск Д5Г по фазе С" w:value="ДЗТ / Д5Г: Пуск Д5Г по фазе С"/>
+                  <w:listItem w:displayText="ДЗТ / ДТЗт: Пуск" w:value="ДЗТ / ДТЗт: Пуск"/>
+                  <w:listItem w:displayText="ДЗТ / ДТЗт: Пуск ДТО по фазе A" w:value="ДЗТ / ДТЗт: Пуск ДТО по фазе A"/>
+                  <w:listItem w:displayText="ДЗТ / ДТЗт: Пуск ДТО по фазе В" w:value="ДЗТ / ДТЗт: Пуск ДТО по фазе В"/>
+                  <w:listItem w:displayText="ДЗТ / ДТЗт: Пуск ДТО по фазе С" w:value="ДЗТ / ДТЗт: Пуск ДТО по фазе С"/>
+                  <w:listItem w:displayText="ДЗТ / ДТЗт: Срабатывание ДТЗт" w:value="ДЗТ / ДТЗт: Срабатывание ДТЗт"/>
+                  <w:listItem w:displayText="ДЗТ / ДТЗт: Срабатывание ДТЗт по фазе A" w:value="ДЗТ / ДТЗт: Срабатывание ДТЗт по фазе A"/>
+                  <w:listItem w:displayText="ДЗТ / ДТЗт: Срабатывание ДТЗт по фазе В" w:value="ДЗТ / ДТЗт: Срабатывание ДТЗт по фазе В"/>
+                  <w:listItem w:displayText="ДЗТ / ДТЗт: Срабатывание ДТЗт по фазе С" w:value="ДЗТ / ДТЗт: Срабатывание ДТЗт по фазе С"/>
+                  <w:listItem w:displayText="ДЗТ / ДТЗт: Срабатывание ДТЗт на сигнал" w:value="ДЗТ / ДТЗт: Срабатывание ДТЗт на сигнал"/>
+                  <w:listItem w:displayText="ДЗТ / ДТЗт: Срабатывание ДТЗт по фазе A на сигнал" w:value="ДЗТ / ДТЗт: Срабатывание ДТЗт по фазе A на сигнал"/>
+                  <w:listItem w:displayText="ДЗТ / ДТЗт: Срабатывание ДТЗт по фазе В на сигнал" w:value="ДЗТ / ДТЗт: Срабатывание ДТЗт по фазе В на сигнал"/>
+                  <w:listItem w:displayText="ДЗТ / ДТЗт: Срабатывание ДТЗт по фазе С на сигнал" w:value="ДЗТ / ДТЗт: Срабатывание ДТЗт по фазе С на сигнал"/>
+                  <w:listItem w:displayText="ДЗТ / ДТЗт: Функция введена в работу" w:value="ДЗТ / ДТЗт: Функция введена в работу"/>
+                  <w:listItem w:displayText="ДЗТ / ДТЗт: Функция оперативно выведена из работы" w:value="ДЗТ / ДТЗт: Функция оперативно выведена из работы"/>
+                  <w:listItem w:displayText="ДЗТ / ДТО: Пуск" w:value="ДЗТ / ДТО: Пуск"/>
+                  <w:listItem w:displayText="ДЗТ / ДТО: Пуск ДТО по фазе A" w:value="ДЗТ / ДТО: Пуск ДТО по фазе A"/>
+                  <w:listItem w:displayText="ДЗТ / ДТО: Пуск ДТО по фазе В" w:value="ДЗТ / ДТО: Пуск ДТО по фазе В"/>
+                  <w:listItem w:displayText="ДЗТ / ДТО: Пуск ДТО по фазе С" w:value="ДЗТ / ДТО: Пуск ДТО по фазе С"/>
+                  <w:listItem w:displayText="ДЗТ / ДТО: Срабатывание ДТО" w:value="ДЗТ / ДТО: Срабатывание ДТО"/>
+                  <w:listItem w:displayText="ДЗТ / ДТО: Срабатывание ДТО по фазе A" w:value="ДЗТ / ДТО: Срабатывание ДТО по фазе A"/>
+                  <w:listItem w:displayText="ДЗТ / ДТО: Срабатывание ДТО по фазе В" w:value="ДЗТ / ДТО: Срабатывание ДТО по фазе В"/>
+                  <w:listItem w:displayText="ДЗТ / ДТО: Срабатывание ДТО по фазе С" w:value="ДЗТ / ДТО: Срабатывание ДТО по фазе С"/>
+                  <w:listItem w:displayText="ДЗТ / ДТО: Срабатывание ДТО на сигнал" w:value="ДЗТ / ДТО: Срабатывание ДТО на сигнал"/>
+                  <w:listItem w:displayText="ДЗТ / ДТО: Срабатывание ДТО по фазе A на сигнал" w:value="ДЗТ / ДТО: Срабатывание ДТО по фазе A на сигнал"/>
+                  <w:listItem w:displayText="ДЗТ / ДТО: Срабатывание ДТО по фазе В на сигнал" w:value="ДЗТ / ДТО: Срабатывание ДТО по фазе В на сигнал"/>
+                  <w:listItem w:displayText="ДЗТ / ДТО: Срабатывание ДТО по фазе С на сигнал" w:value="ДЗТ / ДТО: Срабатывание ДТО по фазе С на сигнал"/>
+                  <w:listItem w:displayText="ДЗТ / ДТО: Функция введена в работу" w:value="ДЗТ / ДТО: Функция введена в работу"/>
+                  <w:listItem w:displayText="ДЗТ / ДТО: Функция оперативно выведена из работы" w:value="ДЗТ / ДТО: Функция оперативно выведена из работы"/>
+                  <w:listItem w:displayText="ДЗТ / КЦТнеб: Срабатывание КЦНнеб" w:value="ДЗТ / КЦТнеб: Срабатывание КЦНнеб"/>
+                  <w:listItem w:displayText="ДЗТ / КЦТнеб: Срабатывание КЦНнеб фазы А" w:value="ДЗТ / КЦТнеб: Срабатывание КЦНнеб фазы А"/>
+                  <w:listItem w:displayText="ДЗТ / КЦТнеб: Срабатывание КЦНнеб фазы В" w:value="ДЗТ / КЦТнеб: Срабатывание КЦНнеб фазы В"/>
+                  <w:listItem w:displayText="ДЗТ / КЦТнеб: Срабатывание КЦНнеб фазы С" w:value="ДЗТ / КЦТнеб: Срабатывание КЦНнеб фазы С"/>
+                  <w:listItem w:displayText="ДЗТ / КЦТнеб: Функция введена в работу" w:value="ДЗТ / КЦТнеб: Функция введена в работу"/>
+                  <w:listItem w:displayText="ДЗТ / КЦТнеб: Функция оперативно выведена из работы" w:value="ДЗТ / КЦТнеб: Функция оперативно выведена из работы"/>
+                  <w:listItem w:displayText="ПДС / ДУм РПН: Высокий уровень масла" w:value="ПДС / ДУм РПН: Высокий уровень масла"/>
+                  <w:listItem w:displayText="ПДС / ДУм РПН: Низкий уровень масла" w:value="ПДС / ДУм РПН: Низкий уровень масла"/>
+                  <w:listItem w:displayText="ПДС / ГЗ РПН: Отключение" w:value="ПДС / ГЗ РПН: Отключение"/>
+                  <w:listItem w:displayText="ПДС / ГЗ РПН: Низкая изоляция " w:value="ПДС / ГЗ РПН: Низкая изоляция "/>
+                  <w:listItem w:displayText="ПДС / ДУм расширителя: Высокий уровень масла" w:value="ПДС / ДУм расширителя: Высокий уровень масла"/>
+                  <w:listItem w:displayText="ПДС / ДУм расширителя: Низкий уровень масла" w:value="ПДС / ДУм расширителя: Низкий уровень масла"/>
+                  <w:listItem w:displayText="ПДС / ДТм: Отключение" w:value="ПДС / ДТм: Отключение"/>
+                  <w:listItem w:displayText="ПДС / ДТм: Сигнал" w:value="ПДС / ДТм: Сигнал"/>
+                  <w:listItem w:displayText="ПДС / ДТм: Низкая изоляция" w:value="ПДС / ДТм: Низкая изоляция"/>
+                  <w:listItem w:displayText="ПДС / ПК: Срабатывание" w:value="ПДС / ПК: Срабатывание"/>
+                  <w:listItem w:displayText="ПДС / ГЗ Т: Отключение" w:value="ПДС / ГЗ Т: Отключение"/>
+                  <w:listItem w:displayText="ПДС / ГЗ Т: Сигнал" w:value="ПДС / ГЗ Т: Сигнал"/>
+                  <w:listItem w:displayText="ПДС / ГЗ Т: Низкая изоляция ГЗоткл" w:value="ПДС / ГЗ Т: Низкая изоляция ГЗоткл"/>
+                  <w:listItem w:displayText="ПДС / ГЗ Т: Низкая изоляция ГЗсигн" w:value="ПДС / ГЗ Т: Низкая изоляция ГЗсигн"/>
+                  <w:listItem w:displayText="ПДС / КЦВ: Контроль цепи ЭМВ" w:value="ПДС / КЦВ: Контроль цепи ЭМВ"/>
+                  <w:listItem w:displayText="ПДС / КЦВ: Контроль цепи ЭМО1" w:value="ПДС / КЦВ: Контроль цепи ЭМО1"/>
+                  <w:listItem w:displayText="ПДС / КЦВ: Контроль цепи ЭМО2" w:value="ПДС / КЦВ: Контроль цепи ЭМО2"/>
+                  <w:listItem w:displayText="ПДС / КЦВ: Работа ЭМВ" w:value="ПДС / КЦВ: Работа ЭМВ"/>
+                  <w:listItem w:displayText="ПДС / КЦВ: Работа ЭМО1" w:value="ПДС / КЦВ: Работа ЭМО1"/>
+                  <w:listItem w:displayText="ПДС / КЦВ: Работа ЭМО2" w:value="ПДС / КЦВ: Работа ЭМО2"/>
+                  <w:listItem w:displayText="ПДС / ОК: Срабатывание" w:value="ПДС / ОК: Срабатывание"/>
+                  <w:listItem w:displayText="ПДС / КИ: Аварийный уровень изоляции" w:value="ПДС / КИ: Аварийный уровень изоляции"/>
+                  <w:listItem w:displayText="ПДС / КИ: Низкий уровень изоляции" w:value="ПДС / КИ: Низкий уровень изоляции"/>
+                  <w:listItem w:displayText="ПДС / РД: Отключение" w:value="ПДС / РД: Отключение"/>
+                  <w:listItem w:displayText="ПДС / РД: Низкая изоляция" w:value="ПДС / РД: Низкая изоляция"/>
+                  <w:listItem w:displayText="ПДС / КПруж: Пружина не заведена" w:value="ПДС / КПруж: Пружина не заведена"/>
+                  <w:listItem w:displayText="ПДС / ДТо: Отключение" w:value="ПДС / ДТо: Отключение"/>
+                  <w:listItem w:displayText="ПДС / ДТо: Сигнал" w:value="ПДС / ДТо: Сигнал"/>
+                  <w:listItem w:displayText="ПДС / ДТо: Низкая изоляция" w:value="ПДС / ДТо: Низкая изоляция"/>
+                  <w:listItem w:displayText="ПДС / В: Положение В (Отключено)" w:value="ПДС / В: Положение В (Отключено)"/>
+                  <w:listItem w:displayText="ПДС / В: Положение В (Включено)" w:value="ПДС / В: Положение В (Включено)"/>
+                  <w:listItem w:displayText="ПДС / В: Положение В (Не определено)" w:value="ПДС / В: Положение В (Не определено)"/>
+                  <w:listItem w:displayText="ПДС / В: Положение В (Неисправность)" w:value="ПДС / В: Положение В (Неисправность)"/>
+                  <w:listItem w:displayText="ПДС / В: Ключ М/Д привода В" w:value="ПДС / В: Ключ М/Д привода В"/>
+                  <w:listItem w:displayText="ЛО Т / ЗАВР: Функция введена в работу" w:value="ЛО Т / ЗАВР: Функция введена в работу"/>
+                  <w:listItem w:displayText="ЛО Т / ЗАВР: Функция оперативно выведена из работы" w:value="ЛО Т / ЗАВР: Функция оперативно выведена из работы"/>
+                  <w:listItem w:displayText="ЛО Т / ЗАВР: Запрет АВР" w:value="ЛО Т / ЗАВР: Запрет АВР"/>
+                  <w:listItem w:displayText="ЛО Т / ЛО: Функция введена в работу" w:value="ЛО Т / ЛО: Функция введена в работу"/>
+                  <w:listItem w:displayText="ЛО Т / ЛО: Функция оперативно выведена из работы" w:value="ЛО Т / ЛО: Функция оперативно выведена из работы"/>
+                  <w:listItem w:displayText="ЛО Т / ЛО: Пуск" w:value="ЛО Т / ЛО: Пуск"/>
+                  <w:listItem w:displayText="ЛО Т / ЛО: Срабатывание" w:value="ЛО Т / ЛО: Срабатывание"/>
+                  <w:listItem w:displayText="ЛО Т / ЗАПВ: Функция введена в работу" w:value="ЛО Т / ЗАПВ: Функция введена в работу"/>
+                  <w:listItem w:displayText="ЛО Т / ЗАПВ: Функция оперативно выведена из работы" w:value="ЛО Т / ЗАПВ: Функция оперативно выведена из работы"/>
+                  <w:listItem w:displayText="ЛО Т / ЗАПВ: Запрет АПВ" w:value="ЛО Т / ЗАПВ: Запрет АПВ"/>
+                </w:dropDownList>
+              </w:sdtPr>
+              <w:sdtEndPr/>
+              <w:sdtContent>
+                <w:r>
+                  <w:rPr>
+                    <w:i/>
+                    <w:color w:val="808080"/>
+                    <w:spacing w:val="10"/>
+                  </w:rPr>
+                  <w:t>Не назначено</w:t>
+                </w:r>
+              </w:sdtContent>
+            </w:sdt>
+          </w:p>
+        </w:tc>
+        <w:tc>
+          <w:tcPr>
+            <w:tcW w:w="2448" w:type="dxa"/>
+          </w:tcPr>
+          <w:p>
+            <w:pPr>
+              <w:jc w:val="center"/>
+            </w:pPr>
+            <w:sdt>
+              <w:sdtPr>
+                <w:alias w:val=""/>
+                <w:tag w:val=""/>
+                <w:id w:val="974652502"/>
+                <w:showingPlcHdr/>
+                <w:dropDownList>
+                  <w:listItem w:displayText="Не назначено" w:value=""/>
+                  <w:listItem w:displayText="ЛО ГЗоткл / ЛО: Функция введена в работу" w:value="ЛО ГЗоткл / ЛО: Функция введена в работу"/>
+                  <w:listItem w:displayText="ЛО ГЗоткл / ЛО: Функция оперативно выведена из работы" w:value="ЛО ГЗоткл / ЛО: Функция оперативно выведена из работы"/>
+                  <w:listItem w:displayText="ЛО ГЗоткл / ЛО: Блокировка ГЗоткл" w:value="ЛО ГЗоткл / ЛО: Блокировка ГЗоткл"/>
+                  <w:listItem w:displayText="ЛО ГЗоткл / ЛО: Срабатывание на сигнал" w:value="ЛО ГЗоткл / ЛО: Срабатывание на сигнал"/>
+                  <w:listItem w:displayText="ЛО ГЗоткл / ЛО: Срабатывание" w:value="ЛО ГЗоткл / ЛО: Срабатывание"/>
+                  <w:listItem w:displayText="ДЗТ / БВКЗ: Срабатывание БВКЗ" w:value="ДЗТ / БВКЗ: Срабатывание БВКЗ"/>
+                  <w:listItem w:displayText="ДЗТ / БВКЗ: Срабатывание БВКЗ по фазе А" w:value="ДЗТ / БВКЗ: Срабатывание БВКЗ по фазе А"/>
+                  <w:listItem w:displayText="ДЗТ / БВКЗ: Срабатывание БВКЗ по фазе В" w:value="ДЗТ / БВКЗ: Срабатывание БВКЗ по фазе В"/>
+                  <w:listItem w:displayText="ДЗТ / БВКЗ: Срабатывание БВКЗ по фазе С" w:value="ДЗТ / БВКЗ: Срабатывание БВКЗ по фазе С"/>
+                  <w:listItem w:displayText="ДЗТ / Д2Г: Пуск Д2Г" w:value="ДЗТ / Д2Г: Пуск Д2Г"/>
+                  <w:listItem w:displayText="ДЗТ / Д2Г: Пуск Д2Г по фазе A" w:value="ДЗТ / Д2Г: Пуск Д2Г по фазе A"/>
+                  <w:listItem w:displayText="ДЗТ / Д2Г: Пуск Д2Г по фазе В" w:value="ДЗТ / Д2Г: Пуск Д2Г по фазе В"/>
+                  <w:listItem w:displayText="ДЗТ / Д2Г: Пуск Д2Г по фазе С" w:value="ДЗТ / Д2Г: Пуск Д2Г по фазе С"/>
+                  <w:listItem w:displayText="ДЗТ / Д5Г: Пуск Д5Г" w:value="ДЗТ / Д5Г: Пуск Д5Г"/>
+                  <w:listItem w:displayText="ДЗТ / Д5Г: Пуск Д5Г по фазе A" w:value="ДЗТ / Д5Г: Пуск Д5Г по фазе A"/>
+                  <w:listItem w:displayText="ДЗТ / Д5Г: Пуск Д5Г по фазе В" w:value="ДЗТ / Д5Г: Пуск Д5Г по фазе В"/>
+                  <w:listItem w:displayText="ДЗТ / Д5Г: Пуск Д5Г по фазе С" w:value="ДЗТ / Д5Г: Пуск Д5Г по фазе С"/>
+                  <w:listItem w:displayText="ДЗТ / ДТЗт: Пуск" w:value="ДЗТ / ДТЗт: Пуск"/>
+                  <w:listItem w:displayText="ДЗТ / ДТЗт: Пуск ДТО по фазе A" w:value="ДЗТ / ДТЗт: Пуск ДТО по фазе A"/>
+                  <w:listItem w:displayText="ДЗТ / ДТЗт: Пуск ДТО по фазе В" w:value="ДЗТ / ДТЗт: Пуск ДТО по фазе В"/>
+                  <w:listItem w:displayText="ДЗТ / ДТЗт: Пуск ДТО по фазе С" w:value="ДЗТ / ДТЗт: Пуск ДТО по фазе С"/>
+                  <w:listItem w:displayText="ДЗТ / ДТЗт: Срабатывание ДТЗт" w:value="ДЗТ / ДТЗт: Срабатывание ДТЗт"/>
+                  <w:listItem w:displayText="ДЗТ / ДТЗт: Срабатывание ДТЗт по фазе A" w:value="ДЗТ / ДТЗт: Срабатывание ДТЗт по фазе A"/>
+                  <w:listItem w:displayText="ДЗТ / ДТЗт: Срабатывание ДТЗт по фазе В" w:value="ДЗТ / ДТЗт: Срабатывание ДТЗт по фазе В"/>
+                  <w:listItem w:displayText="ДЗТ / ДТЗт: Срабатывание ДТЗт по фазе С" w:value="ДЗТ / ДТЗт: Срабатывание ДТЗт по фазе С"/>
+                  <w:listItem w:displayText="ДЗТ / ДТЗт: Срабатывание ДТЗт на сигнал" w:value="ДЗТ / ДТЗт: Срабатывание ДТЗт на сигнал"/>
+                  <w:listItem w:displayText="ДЗТ / ДТЗт: Срабатывание ДТЗт по фазе A на сигнал" w:value="ДЗТ / ДТЗт: Срабатывание ДТЗт по фазе A на сигнал"/>
+                  <w:listItem w:displayText="ДЗТ / ДТЗт: Срабатывание ДТЗт по фазе В на сигнал" w:value="ДЗТ / ДТЗт: Срабатывание ДТЗт по фазе В на сигнал"/>
+                  <w:listItem w:displayText="ДЗТ / ДТЗт: Срабатывание ДТЗт по фазе С на сигнал" w:value="ДЗТ / ДТЗт: Срабатывание ДТЗт по фазе С на сигнал"/>
+                  <w:listItem w:displayText="ДЗТ / ДТЗт: Функция введена в работу" w:value="ДЗТ / ДТЗт: Функция введена в работу"/>
+                  <w:listItem w:displayText="ДЗТ / ДТЗт: Функция оперативно выведена из работы" w:value="ДЗТ / ДТЗт: Функция оперативно выведена из работы"/>
+                  <w:listItem w:displayText="ДЗТ / ДТО: Пуск" w:value="ДЗТ / ДТО: Пуск"/>
+                  <w:listItem w:displayText="ДЗТ / ДТО: Пуск ДТО по фазе A" w:value="ДЗТ / ДТО: Пуск ДТО по фазе A"/>
+                  <w:listItem w:displayText="ДЗТ / ДТО: Пуск ДТО по фазе В" w:value="ДЗТ / ДТО: Пуск ДТО по фазе В"/>
+                  <w:listItem w:displayText="ДЗТ / ДТО: Пуск ДТО по фазе С" w:value="ДЗТ / ДТО: Пуск ДТО по фазе С"/>
+                  <w:listItem w:displayText="ДЗТ / ДТО: Срабатывание ДТО" w:value="ДЗТ / ДТО: Срабатывание ДТО"/>
+                  <w:listItem w:displayText="ДЗТ / ДТО: Срабатывание ДТО по фазе A" w:value="ДЗТ / ДТО: Срабатывание ДТО по фазе A"/>
+                  <w:listItem w:displayText="ДЗТ / ДТО: Срабатывание ДТО по фазе В" w:value="ДЗТ / ДТО: Срабатывание ДТО по фазе В"/>
+                  <w:listItem w:displayText="ДЗТ / ДТО: Срабатывание ДТО по фазе С" w:value="ДЗТ / ДТО: Срабатывание ДТО по фазе С"/>
+                  <w:listItem w:displayText="ДЗТ / ДТО: Срабатывание ДТО на сигнал" w:value="ДЗТ / ДТО: Срабатывание ДТО на сигнал"/>
+                  <w:listItem w:displayText="ДЗТ / ДТО: Срабатывание ДТО по фазе A на сигнал" w:value="ДЗТ / ДТО: Срабатывание ДТО по фазе A на сигнал"/>
+                  <w:listItem w:displayText="ДЗТ / ДТО: Срабатывание ДТО по фазе В на сигнал" w:value="ДЗТ / ДТО: Срабатывание ДТО по фазе В на сигнал"/>
+                  <w:listItem w:displayText="ДЗТ / ДТО: Срабатывание ДТО по фазе С на сигнал" w:value="ДЗТ / ДТО: Срабатывание ДТО по фазе С на сигнал"/>
+                  <w:listItem w:displayText="ДЗТ / ДТО: Функция введена в работу" w:value="ДЗТ / ДТО: Функция введена в работу"/>
+                  <w:listItem w:displayText="ДЗТ / ДТО: Функция оперативно выведена из работы" w:value="ДЗТ / ДТО: Функция оперативно выведена из работы"/>
+                  <w:listItem w:displayText="ДЗТ / КЦТнеб: Срабатывание КЦНнеб" w:value="ДЗТ / КЦТнеб: Срабатывание КЦНнеб"/>
+                  <w:listItem w:displayText="ДЗТ / КЦТнеб: Срабатывание КЦНнеб фазы А" w:value="ДЗТ / КЦТнеб: Срабатывание КЦНнеб фазы А"/>
+                  <w:listItem w:displayText="ДЗТ / КЦТнеб: Срабатывание КЦНнеб фазы В" w:value="ДЗТ / КЦТнеб: Срабатывание КЦНнеб фазы В"/>
+                  <w:listItem w:displayText="ДЗТ / КЦТнеб: Срабатывание КЦНнеб фазы С" w:value="ДЗТ / КЦТнеб: Срабатывание КЦНнеб фазы С"/>
+                  <w:listItem w:displayText="ДЗТ / КЦТнеб: Функция введена в работу" w:value="ДЗТ / КЦТнеб: Функция введена в работу"/>
+                  <w:listItem w:displayText="ДЗТ / КЦТнеб: Функция оперативно выведена из работы" w:value="ДЗТ / КЦТнеб: Функция оперативно выведена из работы"/>
+                  <w:listItem w:displayText="ПДС / ДУм РПН: Высокий уровень масла" w:value="ПДС / ДУм РПН: Высокий уровень масла"/>
+                  <w:listItem w:displayText="ПДС / ДУм РПН: Низкий уровень масла" w:value="ПДС / ДУм РПН: Низкий уровень масла"/>
+                  <w:listItem w:displayText="ПДС / ГЗ РПН: Отключение" w:value="ПДС / ГЗ РПН: Отключение"/>
+                  <w:listItem w:displayText="ПДС / ГЗ РПН: Низкая изоляция " w:value="ПДС / ГЗ РПН: Низкая изоляция "/>
+                  <w:listItem w:displayText="ПДС / ДУм расширителя: Высокий уровень масла" w:value="ПДС / ДУм расширителя: Высокий уровень масла"/>
+                  <w:listItem w:displayText="ПДС / ДУм расширителя: Низкий уровень масла" w:value="ПДС / ДУм расширителя: Низкий уровень масла"/>
+                  <w:listItem w:displayText="ПДС / ДТм: Отключение" w:value="ПДС / ДТм: Отключение"/>
+                  <w:listItem w:displayText="ПДС / ДТм: Сигнал" w:value="ПДС / ДТм: Сигнал"/>
+                  <w:listItem w:displayText="ПДС / ДТм: Низкая изоляция" w:value="ПДС / ДТм: Низкая изоляция"/>
+                  <w:listItem w:displayText="ПДС / ПК: Срабатывание" w:value="ПДС / ПК: Срабатывание"/>
+                  <w:listItem w:displayText="ПДС / ГЗ Т: Отключение" w:value="ПДС / ГЗ Т: Отключение"/>
+                  <w:listItem w:displayText="ПДС / ГЗ Т: Сигнал" w:value="ПДС / ГЗ Т: Сигнал"/>
+                  <w:listItem w:displayText="ПДС / ГЗ Т: Низкая изоляция ГЗоткл" w:value="ПДС / ГЗ Т: Низкая изоляция ГЗоткл"/>
+                  <w:listItem w:displayText="ПДС / ГЗ Т: Низкая изоляция ГЗсигн" w:value="ПДС / ГЗ Т: Низкая изоляция ГЗсигн"/>
+                  <w:listItem w:displayText="ПДС / КЦВ: Контроль цепи ЭМВ" w:value="ПДС / КЦВ: Контроль цепи ЭМВ"/>
+                  <w:listItem w:displayText="ПДС / КЦВ: Контроль цепи ЭМО1" w:value="ПДС / КЦВ: Контроль цепи ЭМО1"/>
+                  <w:listItem w:displayText="ПДС / КЦВ: Контроль цепи ЭМО2" w:value="ПДС / КЦВ: Контроль цепи ЭМО2"/>
+                  <w:listItem w:displayText="ПДС / КЦВ: Работа ЭМВ" w:value="ПДС / КЦВ: Работа ЭМВ"/>
+                  <w:listItem w:displayText="ПДС / КЦВ: Работа ЭМО1" w:value="ПДС / КЦВ: Работа ЭМО1"/>
+                  <w:listItem w:displayText="ПДС / КЦВ: Работа ЭМО2" w:value="ПДС / КЦВ: Работа ЭМО2"/>
+                  <w:listItem w:displayText="ПДС / ОК: Срабатывание" w:value="ПДС / ОК: Срабатывание"/>
+                  <w:listItem w:displayText="ПДС / КИ: Аварийный уровень изоляции" w:value="ПДС / КИ: Аварийный уровень изоляции"/>
+                  <w:listItem w:displayText="ПДС / КИ: Низкий уровень изоляции" w:value="ПДС / КИ: Низкий уровень изоляции"/>
+                  <w:listItem w:displayText="ПДС / РД: Отключение" w:value="ПДС / РД: Отключение"/>
+                  <w:listItem w:displayText="ПДС / РД: Низкая изоляция" w:value="ПДС / РД: Низкая изоляция"/>
+                  <w:listItem w:displayText="ПДС / КПруж: Пружина не заведена" w:value="ПДС / КПруж: Пружина не заведена"/>
+                  <w:listItem w:displayText="ПДС / ДТо: Отключение" w:value="ПДС / ДТо: Отключение"/>
+                  <w:listItem w:displayText="ПДС / ДТо: Сигнал" w:value="ПДС / ДТо: Сигнал"/>
+                  <w:listItem w:displayText="ПДС / ДТо: Низкая изоляция" w:value="ПДС / ДТо: Низкая изоляция"/>
+                  <w:listItem w:displayText="ПДС / В: Положение В (Отключено)" w:value="ПДС / В: Положение В (Отключено)"/>
+                  <w:listItem w:displayText="ПДС / В: Положение В (Включено)" w:value="ПДС / В: Положение В (Включено)"/>
+                  <w:listItem w:displayText="ПДС / В: Положение В (Не определено)" w:value="ПДС / В: Положение В (Не определено)"/>
+                  <w:listItem w:displayText="ПДС / В: Положение В (Неисправность)" w:value="ПДС / В: Положение В (Неисправность)"/>
+                  <w:listItem w:displayText="ПДС / В: Ключ М/Д привода В" w:value="ПДС / В: Ключ М/Д привода В"/>
+                  <w:listItem w:displayText="ЛО Т / ЗАВР: Функция введена в работу" w:value="ЛО Т / ЗАВР: Функция введена в работу"/>
+                  <w:listItem w:displayText="ЛО Т / ЗАВР: Функция оперативно выведена из работы" w:value="ЛО Т / ЗАВР: Функция оперативно выведена из работы"/>
+                  <w:listItem w:displayText="ЛО Т / ЗАВР: Запрет АВР" w:value="ЛО Т / ЗАВР: Запрет АВР"/>
+                  <w:listItem w:displayText="ЛО Т / ЛО: Функция введена в работу" w:value="ЛО Т / ЛО: Функция введена в работу"/>
+                  <w:listItem w:displayText="ЛО Т / ЛО: Функция оперативно выведена из работы" w:value="ЛО Т / ЛО: Функция оперативно выведена из работы"/>
+                  <w:listItem w:displayText="ЛО Т / ЛО: Пуск" w:value="ЛО Т / ЛО: Пуск"/>
+                  <w:listItem w:displayText="ЛО Т / ЛО: Срабатывание" w:value="ЛО Т / ЛО: Срабатывание"/>
+                  <w:listItem w:displayText="ЛО Т / ЗАПВ: Функция введена в работу" w:value="ЛО Т / ЗАПВ: Функция введена в работу"/>
+                  <w:listItem w:displayText="ЛО Т / ЗАПВ: Функция оперативно выведена из работы" w:value="ЛО Т / ЗАПВ: Функция оперативно выведена из работы"/>
+                  <w:listItem w:displayText="ЛО Т / ЗАПВ: Запрет АПВ" w:value="ЛО Т / ЗАПВ: Запрет АПВ"/>
+                </w:dropDownList>
+              </w:sdtPr>
+              <w:sdtEndPr/>
+              <w:sdtContent>
+                <w:r>
+                  <w:rPr>
+                    <w:i/>
+                    <w:color w:val="808080"/>
+                    <w:spacing w:val="10"/>
+                  </w:rPr>
+                  <w:t>Не назначено</w:t>
+                </w:r>
+              </w:sdtContent>
+            </w:sdt>
+          </w:p>
+        </w:tc>
+        <w:tc>
+          <w:tcPr>
+            <w:tcW w:w="2448" w:type="dxa"/>
+          </w:tcPr>
+          <w:p>
+            <w:pPr>
+              <w:jc w:val="center"/>
+            </w:pPr>
+            <w:sdt>
+              <w:sdtPr>
+                <w:alias w:val=""/>
+                <w:tag w:val=""/>
+                <w:id w:val="-1819488392"/>
+                <w:showingPlcHdr/>
+                <w:dropDownList>
+                  <w:listItem w:displayText="Не назначено" w:value=""/>
+                  <w:listItem w:displayText="ЛО ГЗоткл / ЛО: Функция введена в работу" w:value="ЛО ГЗоткл / ЛО: Функция введена в работу"/>
+                  <w:listItem w:displayText="ЛО ГЗоткл / ЛО: Функция оперативно выведена из работы" w:value="ЛО ГЗоткл / ЛО: Функция оперативно выведена из работы"/>
+                  <w:listItem w:displayText="ЛО ГЗоткл / ЛО: Блокировка ГЗоткл" w:value="ЛО ГЗоткл / ЛО: Блокировка ГЗоткл"/>
+                  <w:listItem w:displayText="ЛО ГЗоткл / ЛО: Срабатывание на сигнал" w:value="ЛО ГЗоткл / ЛО: Срабатывание на сигнал"/>
+                  <w:listItem w:displayText="ЛО ГЗоткл / ЛО: Срабатывание" w:value="ЛО ГЗоткл / ЛО: Срабатывание"/>
+                  <w:listItem w:displayText="ДЗТ / БВКЗ: Срабатывание БВКЗ" w:value="ДЗТ / БВКЗ: Срабатывание БВКЗ"/>
+                  <w:listItem w:displayText="ДЗТ / БВКЗ: Срабатывание БВКЗ по фазе А" w:value="ДЗТ / БВКЗ: Срабатывание БВКЗ по фазе А"/>
+                  <w:listItem w:displayText="ДЗТ / БВКЗ: Срабатывание БВКЗ по фазе В" w:value="ДЗТ / БВКЗ: Срабатывание БВКЗ по фазе В"/>
+                  <w:listItem w:displayText="ДЗТ / БВКЗ: Срабатывание БВКЗ по фазе С" w:value="ДЗТ / БВКЗ: Срабатывание БВКЗ по фазе С"/>
+                  <w:listItem w:displayText="ДЗТ / Д2Г: Пуск Д2Г" w:value="ДЗТ / Д2Г: Пуск Д2Г"/>
+                  <w:listItem w:displayText="ДЗТ / Д2Г: Пуск Д2Г по фазе A" w:value="ДЗТ / Д2Г: Пуск Д2Г по фазе A"/>
+                  <w:listItem w:displayText="ДЗТ / Д2Г: Пуск Д2Г по фазе В" w:value="ДЗТ / Д2Г: Пуск Д2Г по фазе В"/>
+                  <w:listItem w:displayText="ДЗТ / Д2Г: Пуск Д2Г по фазе С" w:value="ДЗТ / Д2Г: Пуск Д2Г по фазе С"/>
+                  <w:listItem w:displayText="ДЗТ / Д5Г: Пуск Д5Г" w:value="ДЗТ / Д5Г: Пуск Д5Г"/>
+                  <w:listItem w:displayText="ДЗТ / Д5Г: Пуск Д5Г по фазе A" w:value="ДЗТ / Д5Г: Пуск Д5Г по фазе A"/>
+                  <w:listItem w:displayText="ДЗТ / Д5Г: Пуск Д5Г по фазе В" w:value="ДЗТ / Д5Г: Пуск Д5Г по фазе В"/>
+                  <w:listItem w:displayText="ДЗТ / Д5Г: Пуск Д5Г по фазе С" w:value="ДЗТ / Д5Г: Пуск Д5Г по фазе С"/>
+                  <w:listItem w:displayText="ДЗТ / ДТЗт: Пуск" w:value="ДЗТ / ДТЗт: Пуск"/>
+                  <w:listItem w:displayText="ДЗТ / ДТЗт: Пуск ДТО по фазе A" w:value="ДЗТ / ДТЗт: Пуск ДТО по фазе A"/>
+                  <w:listItem w:displayText="ДЗТ / ДТЗт: Пуск ДТО по фазе В" w:value="ДЗТ / ДТЗт: Пуск ДТО по фазе В"/>
+                  <w:listItem w:displayText="ДЗТ / ДТЗт: Пуск ДТО по фазе С" w:value="ДЗТ / ДТЗт: Пуск ДТО по фазе С"/>
+                  <w:listItem w:displayText="ДЗТ / ДТЗт: Срабатывание ДТЗт" w:value="ДЗТ / ДТЗт: Срабатывание ДТЗт"/>
+                  <w:listItem w:displayText="ДЗТ / ДТЗт: Срабатывание ДТЗт по фазе A" w:value="ДЗТ / ДТЗт: Срабатывание ДТЗт по фазе A"/>
+                  <w:listItem w:displayText="ДЗТ / ДТЗт: Срабатывание ДТЗт по фазе В" w:value="ДЗТ / ДТЗт: Срабатывание ДТЗт по фазе В"/>
+                  <w:listItem w:displayText="ДЗТ / ДТЗт: Срабатывание ДТЗт по фазе С" w:value="ДЗТ / ДТЗт: Срабатывание ДТЗт по фазе С"/>
+                  <w:listItem w:displayText="ДЗТ / ДТЗт: Срабатывание ДТЗт на сигнал" w:value="ДЗТ / ДТЗт: Срабатывание ДТЗт на сигнал"/>
+                  <w:listItem w:displayText="ДЗТ / ДТЗт: Срабатывание ДТЗт по фазе A на сигнал" w:value="ДЗТ / ДТЗт: Срабатывание ДТЗт по фазе A на сигнал"/>
+                  <w:listItem w:displayText="ДЗТ / ДТЗт: Срабатывание ДТЗт по фазе В на сигнал" w:value="ДЗТ / ДТЗт: Срабатывание ДТЗт по фазе В на сигнал"/>
+                  <w:listItem w:displayText="ДЗТ / ДТЗт: Срабатывание ДТЗт по фазе С на сигнал" w:value="ДЗТ / ДТЗт: Срабатывание ДТЗт по фазе С на сигнал"/>
+                  <w:listItem w:displayText="ДЗТ / ДТЗт: Функция введена в работу" w:value="ДЗТ / ДТЗт: Функция введена в работу"/>
+                  <w:listItem w:displayText="ДЗТ / ДТЗт: Функция оперативно выведена из работы" w:value="ДЗТ / ДТЗт: Функция оперативно выведена из работы"/>
+                  <w:listItem w:displayText="ДЗТ / ДТО: Пуск" w:value="ДЗТ / ДТО: Пуск"/>
+                  <w:listItem w:displayText="ДЗТ / ДТО: Пуск ДТО по фазе A" w:value="ДЗТ / ДТО: Пуск ДТО по фазе A"/>
+                  <w:listItem w:displayText="ДЗТ / ДТО: Пуск ДТО по фазе В" w:value="ДЗТ / ДТО: Пуск ДТО по фазе В"/>
+                  <w:listItem w:displayText="ДЗТ / ДТО: Пуск ДТО по фазе С" w:value="ДЗТ / ДТО: Пуск ДТО по фазе С"/>
+                  <w:listItem w:displayText="ДЗТ / ДТО: Срабатывание ДТО" w:value="ДЗТ / ДТО: Срабатывание ДТО"/>
+                  <w:listItem w:displayText="ДЗТ / ДТО: Срабатывание ДТО по фазе A" w:value="ДЗТ / ДТО: Срабатывание ДТО по фазе A"/>
+                  <w:listItem w:displayText="ДЗТ / ДТО: Срабатывание ДТО по фазе В" w:value="ДЗТ / ДТО: Срабатывание ДТО по фазе В"/>
+                  <w:listItem w:displayText="ДЗТ / ДТО: Срабатывание ДТО по фазе С" w:value="ДЗТ / ДТО: Срабатывание ДТО по фазе С"/>
+                  <w:listItem w:displayText="ДЗТ / ДТО: Срабатывание ДТО на сигнал" w:value="ДЗТ / ДТО: Срабатывание ДТО на сигнал"/>
+                  <w:listItem w:displayText="ДЗТ / ДТО: Срабатывание ДТО по фазе A на сигнал" w:value="ДЗТ / ДТО: Срабатывание ДТО по фазе A на сигнал"/>
+                  <w:listItem w:displayText="ДЗТ / ДТО: Срабатывание ДТО по фазе В на сигнал" w:value="ДЗТ / ДТО: Срабатывание ДТО по фазе В на сигнал"/>
+                  <w:listItem w:displayText="ДЗТ / ДТО: Срабатывание ДТО по фазе С на сигнал" w:value="ДЗТ / ДТО: Срабатывание ДТО по фазе С на сигнал"/>
+                  <w:listItem w:displayText="ДЗТ / ДТО: Функция введена в работу" w:value="ДЗТ / ДТО: Функция введена в работу"/>
+                  <w:listItem w:displayText="ДЗТ / ДТО: Функция оперативно выведена из работы" w:value="ДЗТ / ДТО: Функция оперативно выведена из работы"/>
+                  <w:listItem w:displayText="ДЗТ / КЦТнеб: Срабатывание КЦНнеб" w:value="ДЗТ / КЦТнеб: Срабатывание КЦНнеб"/>
+                  <w:listItem w:displayText="ДЗТ / КЦТнеб: Срабатывание КЦНнеб фазы А" w:value="ДЗТ / КЦТнеб: Срабатывание КЦНнеб фазы А"/>
+                  <w:listItem w:displayText="ДЗТ / КЦТнеб: Срабатывание КЦНнеб фазы В" w:value="ДЗТ / КЦТнеб: Срабатывание КЦНнеб фазы В"/>
+                  <w:listItem w:displayText="ДЗТ / КЦТнеб: Срабатывание КЦНнеб фазы С" w:value="ДЗТ / КЦТнеб: Срабатывание КЦНнеб фазы С"/>
+                  <w:listItem w:displayText="ДЗТ / КЦТнеб: Функция введена в работу" w:value="ДЗТ / КЦТнеб: Функция введена в работу"/>
+                  <w:listItem w:displayText="ДЗТ / КЦТнеб: Функция оперативно выведена из работы" w:value="ДЗТ / КЦТнеб: Функция оперативно выведена из работы"/>
+                  <w:listItem w:displayText="ПДС / ДУм РПН: Высокий уровень масла" w:value="ПДС / ДУм РПН: Высокий уровень масла"/>
+                  <w:listItem w:displayText="ПДС / ДУм РПН: Низкий уровень масла" w:value="ПДС / ДУм РПН: Низкий уровень масла"/>
+                  <w:listItem w:displayText="ПДС / ГЗ РПН: Отключение" w:value="ПДС / ГЗ РПН: Отключение"/>
+                  <w:listItem w:displayText="ПДС / ГЗ РПН: Низкая изоляция " w:value="ПДС / ГЗ РПН: Низкая изоляция "/>
+                  <w:listItem w:displayText="ПДС / ДУм расширителя: Высокий уровень масла" w:value="ПДС / ДУм расширителя: Высокий уровень масла"/>
+                  <w:listItem w:displayText="ПДС / ДУм расширителя: Низкий уровень масла" w:value="ПДС / ДУм расширителя: Низкий уровень масла"/>
+                  <w:listItem w:displayText="ПДС / ДТм: Отключение" w:value="ПДС / ДТм: Отключение"/>
+                  <w:listItem w:displayText="ПДС / ДТм: Сигнал" w:value="ПДС / ДТм: Сигнал"/>
+                  <w:listItem w:displayText="ПДС / ДТм: Низкая изоляция" w:value="ПДС / ДТм: Низкая изоляция"/>
+                  <w:listItem w:displayText="ПДС / ПК: Срабатывание" w:value="ПДС / ПК: Срабатывание"/>
+                  <w:listItem w:displayText="ПДС / ГЗ Т: Отключение" w:value="ПДС / ГЗ Т: Отключение"/>
+                  <w:listItem w:displayText="ПДС / ГЗ Т: Сигнал" w:value="ПДС / ГЗ Т: Сигнал"/>
+                  <w:listItem w:displayText="ПДС / ГЗ Т: Низкая изоляция ГЗоткл" w:value="ПДС / ГЗ Т: Низкая изоляция ГЗоткл"/>
+                  <w:listItem w:displayText="ПДС / ГЗ Т: Низкая изоляция ГЗсигн" w:value="ПДС / ГЗ Т: Низкая изоляция ГЗсигн"/>
+                  <w:listItem w:displayText="ПДС / КЦВ: Контроль цепи ЭМВ" w:value="ПДС / КЦВ: Контроль цепи ЭМВ"/>
+                  <w:listItem w:displayText="ПДС / КЦВ: Контроль цепи ЭМО1" w:value="ПДС / КЦВ: Контроль цепи ЭМО1"/>
+                  <w:listItem w:displayText="ПДС / КЦВ: Контроль цепи ЭМО2" w:value="ПДС / КЦВ: Контроль цепи ЭМО2"/>
+                  <w:listItem w:displayText="ПДС / КЦВ: Работа ЭМВ" w:value="ПДС / КЦВ: Работа ЭМВ"/>
+                  <w:listItem w:displayText="ПДС / КЦВ: Работа ЭМО1" w:value="ПДС / КЦВ: Работа ЭМО1"/>
+                  <w:listItem w:displayText="ПДС / КЦВ: Работа ЭМО2" w:value="ПДС / КЦВ: Работа ЭМО2"/>
+                  <w:listItem w:displayText="ПДС / ОК: Срабатывание" w:value="ПДС / ОК: Срабатывание"/>
+                  <w:listItem w:displayText="ПДС / КИ: Аварийный уровень изоляции" w:value="ПДС / КИ: Аварийный уровень изоляции"/>
+                  <w:listItem w:displayText="ПДС / КИ: Низкий уровень изоляции" w:value="ПДС / КИ: Низкий уровень изоляции"/>
+                  <w:listItem w:displayText="ПДС / РД: Отключение" w:value="ПДС / РД: Отключение"/>
+                  <w:listItem w:displayText="ПДС / РД: Низкая изоляция" w:value="ПДС / РД: Низкая изоляция"/>
+                  <w:listItem w:displayText="ПДС / КПруж: Пружина не заведена" w:value="ПДС / КПруж: Пружина не заведена"/>
+                  <w:listItem w:displayText="ПДС / ДТо: Отключение" w:value="ПДС / ДТо: Отключение"/>
+                  <w:listItem w:displayText="ПДС / ДТо: Сигнал" w:value="ПДС / ДТо: Сигнал"/>
+                  <w:listItem w:displayText="ПДС / ДТо: Низкая изоляция" w:value="ПДС / ДТо: Низкая изоляция"/>
+                  <w:listItem w:displayText="ПДС / В: Положение В (Отключено)" w:value="ПДС / В: Положение В (Отключено)"/>
+                  <w:listItem w:displayText="ПДС / В: Положение В (Включено)" w:value="ПДС / В: Положение В (Включено)"/>
+                  <w:listItem w:displayText="ПДС / В: Положение В (Не определено)" w:value="ПДС / В: Положение В (Не определено)"/>
+                  <w:listItem w:displayText="ПДС / В: Положение В (Неисправность)" w:value="ПДС / В: Положение В (Неисправность)"/>
+                  <w:listItem w:displayText="ПДС / В: Ключ М/Д привода В" w:value="ПДС / В: Ключ М/Д привода В"/>
+                  <w:listItem w:displayText="ЛО Т / ЗАВР: Функция введена в работу" w:value="ЛО Т / ЗАВР: Функция введена в работу"/>
+                  <w:listItem w:displayText="ЛО Т / ЗАВР: Функция оперативно выведена из работы" w:value="ЛО Т / ЗАВР: Функция оперативно выведена из работы"/>
+                  <w:listItem w:displayText="ЛО Т / ЗАВР: Запрет АВР" w:value="ЛО Т / ЗАВР: Запрет АВР"/>
+                  <w:listItem w:displayText="ЛО Т / ЛО: Функция введена в работу" w:value="ЛО Т / ЛО: Функция введена в работу"/>
+                  <w:listItem w:displayText="ЛО Т / ЛО: Функция оперативно выведена из работы" w:value="ЛО Т / ЛО: Функция оперативно выведена из работы"/>
+                  <w:listItem w:displayText="ЛО Т / ЛО: Пуск" w:value="ЛО Т / ЛО: Пуск"/>
+                  <w:listItem w:displayText="ЛО Т / ЛО: Срабатывание" w:value="ЛО Т / ЛО: Срабатывание"/>
+                  <w:listItem w:displayText="ЛО Т / ЗАПВ: Функция введена в работу" w:value="ЛО Т / ЗАПВ: Функция введена в работу"/>
+                  <w:listItem w:displayText="ЛО Т / ЗАПВ: Функция оперативно выведена из работы" w:value="ЛО Т / ЗАПВ: Функция оперативно выведена из работы"/>
+                  <w:listItem w:displayText="ЛО Т / ЗАПВ: Запрет АПВ" w:value="ЛО Т / ЗАПВ: Запрет АПВ"/>
+                </w:dropDownList>
+              </w:sdtPr>
+              <w:sdtEndPr/>
+              <w:sdtContent>
+                <w:r>
+                  <w:rPr>
+                    <w:i/>
+                    <w:color w:val="808080"/>
+                    <w:spacing w:val="10"/>
+                  </w:rPr>
+                  <w:t>Не назначено</w:t>
+                </w:r>
+              </w:sdtContent>
+            </w:sdt>
+          </w:p>
+        </w:tc>
+        <w:tc>
+          <w:tcPr>
+            <w:tcW w:w="2448" w:type="dxa"/>
+          </w:tcPr>
+          <w:p>
+            <w:pPr>
+              <w:jc w:val="center"/>
+            </w:pPr>
+            <w:sdt>
+              <w:sdtPr>
+                <w:alias w:val=""/>
+                <w:tag w:val=""/>
+                <w:id w:val="-1738235516"/>
+                <w:showingPlcHdr/>
+                <w:dropDownList>
+                  <w:listItem w:displayText="Не назначено" w:value=""/>
+                  <w:listItem w:displayText="ЛО ГЗоткл / ЛО: Функция введена в работу" w:value="ЛО ГЗоткл / ЛО: Функция введена в работу"/>
+                  <w:listItem w:displayText="ЛО ГЗоткл / ЛО: Функция оперативно выведена из работы" w:value="ЛО ГЗоткл / ЛО: Функция оперативно выведена из работы"/>
+                  <w:listItem w:displayText="ЛО ГЗоткл / ЛО: Блокировка ГЗоткл" w:value="ЛО ГЗоткл / ЛО: Блокировка ГЗоткл"/>
+                  <w:listItem w:displayText="ЛО ГЗоткл / ЛО: Срабатывание на сигнал" w:value="ЛО ГЗоткл / ЛО: Срабатывание на сигнал"/>
+                  <w:listItem w:displayText="ЛО ГЗоткл / ЛО: Срабатывание" w:value="ЛО ГЗоткл / ЛО: Срабатывание"/>
+                  <w:listItem w:displayText="ДЗТ / БВКЗ: Срабатывание БВКЗ" w:value="ДЗТ / БВКЗ: Срабатывание БВКЗ"/>
+                  <w:listItem w:displayText="ДЗТ / БВКЗ: Срабатывание БВКЗ по фазе А" w:value="ДЗТ / БВКЗ: Срабатывание БВКЗ по фазе А"/>
+                  <w:listItem w:displayText="ДЗТ / БВКЗ: Срабатывание БВКЗ по фазе В" w:value="ДЗТ / БВКЗ: Срабатывание БВКЗ по фазе В"/>
+                  <w:listItem w:displayText="ДЗТ / БВКЗ: Срабатывание БВКЗ по фазе С" w:value="ДЗТ / БВКЗ: Срабатывание БВКЗ по фазе С"/>
+                  <w:listItem w:displayText="ДЗТ / Д2Г: Пуск Д2Г" w:value="ДЗТ / Д2Г: Пуск Д2Г"/>
+                  <w:listItem w:displayText="ДЗТ / Д2Г: Пуск Д2Г по фазе A" w:value="ДЗТ / Д2Г: Пуск Д2Г по фазе A"/>
+                  <w:listItem w:displayText="ДЗТ / Д2Г: Пуск Д2Г по фазе В" w:value="ДЗТ / Д2Г: Пуск Д2Г по фазе В"/>
+                  <w:listItem w:displayText="ДЗТ / Д2Г: Пуск Д2Г по фазе С" w:value="ДЗТ / Д2Г: Пуск Д2Г по фазе С"/>
+                  <w:listItem w:displayText="ДЗТ / Д5Г: Пуск Д5Г" w:value="ДЗТ / Д5Г: Пуск Д5Г"/>
+                  <w:listItem w:displayText="ДЗТ / Д5Г: Пуск Д5Г по фазе A" w:value="ДЗТ / Д5Г: Пуск Д5Г по фазе A"/>
+                  <w:listItem w:displayText="ДЗТ / Д5Г: Пуск Д5Г по фазе В" w:value="ДЗТ / Д5Г: Пуск Д5Г по фазе В"/>
+                  <w:listItem w:displayText="ДЗТ / Д5Г: Пуск Д5Г по фазе С" w:value="ДЗТ / Д5Г: Пуск Д5Г по фазе С"/>
+                  <w:listItem w:displayText="ДЗТ / ДТЗт: Пуск" w:value="ДЗТ / ДТЗт: Пуск"/>
+                  <w:listItem w:displayText="ДЗТ / ДТЗт: Пуск ДТО по фазе A" w:value="ДЗТ / ДТЗт: Пуск ДТО по фазе A"/>
+                  <w:listItem w:displayText="ДЗТ / ДТЗт: Пуск ДТО по фазе В" w:value="ДЗТ / ДТЗт: Пуск ДТО по фазе В"/>
+                  <w:listItem w:displayText="ДЗТ / ДТЗт: Пуск ДТО по фазе С" w:value="ДЗТ / ДТЗт: Пуск ДТО по фазе С"/>
+                  <w:listItem w:displayText="ДЗТ / ДТЗт: Срабатывание ДТЗт" w:value="ДЗТ / ДТЗт: Срабатывание ДТЗт"/>
+                  <w:listItem w:displayText="ДЗТ / ДТЗт: Срабатывание ДТЗт по фазе A" w:value="ДЗТ / ДТЗт: Срабатывание ДТЗт по фазе A"/>
+                  <w:listItem w:displayText="ДЗТ / ДТЗт: Срабатывание ДТЗт по фазе В" w:value="ДЗТ / ДТЗт: Срабатывание ДТЗт по фазе В"/>
+                  <w:listItem w:displayText="ДЗТ / ДТЗт: Срабатывание ДТЗт по фазе С" w:value="ДЗТ / ДТЗт: Срабатывание ДТЗт по фазе С"/>
+                  <w:listItem w:displayText="ДЗТ / ДТЗт: Срабатывание ДТЗт на сигнал" w:value="ДЗТ / ДТЗт: Срабатывание ДТЗт на сигнал"/>
+                  <w:listItem w:displayText="ДЗТ / ДТЗт: Срабатывание ДТЗт по фазе A на сигнал" w:value="ДЗТ / ДТЗт: Срабатывание ДТЗт по фазе A на сигнал"/>
+                  <w:listItem w:displayText="ДЗТ / ДТЗт: Срабатывание ДТЗт по фазе В на сигнал" w:value="ДЗТ / ДТЗт: Срабатывание ДТЗт по фазе В на сигнал"/>
+                  <w:listItem w:displayText="ДЗТ / ДТЗт: Срабатывание ДТЗт по фазе С на сигнал" w:value="ДЗТ / ДТЗт: Срабатывание ДТЗт по фазе С на сигнал"/>
+                  <w:listItem w:displayText="ДЗТ / ДТЗт: Функция введена в работу" w:value="ДЗТ / ДТЗт: Функция введена в работу"/>
+                  <w:listItem w:displayText="ДЗТ / ДТЗт: Функция оперативно выведена из работы" w:value="ДЗТ / ДТЗт: Функция оперативно выведена из работы"/>
+                  <w:listItem w:displayText="ДЗТ / ДТО: Пуск" w:value="ДЗТ / ДТО: Пуск"/>
+                  <w:listItem w:displayText="ДЗТ / ДТО: Пуск ДТО по фазе A" w:value="ДЗТ / ДТО: Пуск ДТО по фазе A"/>
+                  <w:listItem w:displayText="ДЗТ / ДТО: Пуск ДТО по фазе В" w:value="ДЗТ / ДТО: Пуск ДТО по фазе В"/>
+                  <w:listItem w:displayText="ДЗТ / ДТО: Пуск ДТО по фазе С" w:value="ДЗТ / ДТО: Пуск ДТО по фазе С"/>
+                  <w:listItem w:displayText="ДЗТ / ДТО: Срабатывание ДТО" w:value="ДЗТ / ДТО: Срабатывание ДТО"/>
+                  <w:listItem w:displayText="ДЗТ / ДТО: Срабатывание ДТО по фазе A" w:value="ДЗТ / ДТО: Срабатывание ДТО по фазе A"/>
+                  <w:listItem w:displayText="ДЗТ / ДТО: Срабатывание ДТО по фазе В" w:value="ДЗТ / ДТО: Срабатывание ДТО по фазе В"/>
+                  <w:listItem w:displayText="ДЗТ / ДТО: Срабатывание ДТО по фазе С" w:value="ДЗТ / ДТО: Срабатывание ДТО по фазе С"/>
+                  <w:listItem w:displayText="ДЗТ / ДТО: Срабатывание ДТО на сигнал" w:value="ДЗТ / ДТО: Срабатывание ДТО на сигнал"/>
+                  <w:listItem w:displayText="ДЗТ / ДТО: Срабатывание ДТО по фазе A на сигнал" w:value="ДЗТ / ДТО: Срабатывание ДТО по фазе A на сигнал"/>
+                  <w:listItem w:displayText="ДЗТ / ДТО: Срабатывание ДТО по фазе В на сигнал" w:value="ДЗТ / ДТО: Срабатывание ДТО по фазе В на сигнал"/>
+                  <w:listItem w:displayText="ДЗТ / ДТО: Срабатывание ДТО по фазе С на сигнал" w:value="ДЗТ / ДТО: Срабатывание ДТО по фазе С на сигнал"/>
+                  <w:listItem w:displayText="ДЗТ / ДТО: Функция введена в работу" w:value="ДЗТ / ДТО: Функция введена в работу"/>
+                  <w:listItem w:displayText="ДЗТ / ДТО: Функция оперативно выведена из работы" w:value="ДЗТ / ДТО: Функция оперативно выведена из работы"/>
+                  <w:listItem w:displayText="ДЗТ / КЦТнеб: Срабатывание КЦНнеб" w:value="ДЗТ / КЦТнеб: Срабатывание КЦНнеб"/>
+                  <w:listItem w:displayText="ДЗТ / КЦТнеб: Срабатывание КЦНнеб фазы А" w:value="ДЗТ / КЦТнеб: Срабатывание КЦНнеб фазы А"/>
+                  <w:listItem w:displayText="ДЗТ / КЦТнеб: Срабатывание КЦНнеб фазы В" w:value="ДЗТ / КЦТнеб: Срабатывание КЦНнеб фазы В"/>
+                  <w:listItem w:displayText="ДЗТ / КЦТнеб: Срабатывание КЦНнеб фазы С" w:value="ДЗТ / КЦТнеб: Срабатывание КЦНнеб фазы С"/>
+                  <w:listItem w:displayText="ДЗТ / КЦТнеб: Функция введена в работу" w:value="ДЗТ / КЦТнеб: Функция введена в работу"/>
+                  <w:listItem w:displayText="ДЗТ / КЦТнеб: Функция оперативно выведена из работы" w:value="ДЗТ / КЦТнеб: Функция оперативно выведена из работы"/>
+                  <w:listItem w:displayText="ПДС / ДУм РПН: Высокий уровень масла" w:value="ПДС / ДУм РПН: Высокий уровень масла"/>
+                  <w:listItem w:displayText="ПДС / ДУм РПН: Низкий уровень масла" w:value="ПДС / ДУм РПН: Низкий уровень масла"/>
+                  <w:listItem w:displayText="ПДС / ГЗ РПН: Отключение" w:value="ПДС / ГЗ РПН: Отключение"/>
+                  <w:listItem w:displayText="ПДС / ГЗ РПН: Низкая изоляция " w:value="ПДС / ГЗ РПН: Низкая изоляция "/>
+                  <w:listItem w:displayText="ПДС / ДУм расширителя: Высокий уровень масла" w:value="ПДС / ДУм расширителя: Высокий уровень масла"/>
+                  <w:listItem w:displayText="ПДС / ДУм расширителя: Низкий уровень масла" w:value="ПДС / ДУм расширителя: Низкий уровень масла"/>
+                  <w:listItem w:displayText="ПДС / ДТм: Отключение" w:value="ПДС / ДТм: Отключение"/>
+                  <w:listItem w:displayText="ПДС / ДТм: Сигнал" w:value="ПДС / ДТм: Сигнал"/>
+                  <w:listItem w:displayText="ПДС / ДТм: Низкая изоляция" w:value="ПДС / ДТм: Низкая изоляция"/>
+                  <w:listItem w:displayText="ПДС / ПК: Срабатывание" w:value="ПДС / ПК: Срабатывание"/>
+                  <w:listItem w:displayText="ПДС / ГЗ Т: Отключение" w:value="ПДС / ГЗ Т: Отключение"/>
+                  <w:listItem w:displayText="ПДС / ГЗ Т: Сигнал" w:value="ПДС / ГЗ Т: Сигнал"/>
+                  <w:listItem w:displayText="ПДС / ГЗ Т: Низкая изоляция ГЗоткл" w:value="ПДС / ГЗ Т: Низкая изоляция ГЗоткл"/>
+                  <w:listItem w:displayText="ПДС / ГЗ Т: Низкая изоляция ГЗсигн" w:value="ПДС / ГЗ Т: Низкая изоляция ГЗсигн"/>
+                  <w:listItem w:displayText="ПДС / КЦВ: Контроль цепи ЭМВ" w:value="ПДС / КЦВ: Контроль цепи ЭМВ"/>
+                  <w:listItem w:displayText="ПДС / КЦВ: Контроль цепи ЭМО1" w:value="ПДС / КЦВ: Контроль цепи ЭМО1"/>
+                  <w:listItem w:displayText="ПДС / КЦВ: Контроль цепи ЭМО2" w:value="ПДС / КЦВ: Контроль цепи ЭМО2"/>
+                  <w:listItem w:displayText="ПДС / КЦВ: Работа ЭМВ" w:value="ПДС / КЦВ: Работа ЭМВ"/>
+                  <w:listItem w:displayText="ПДС / КЦВ: Работа ЭМО1" w:value="ПДС / КЦВ: Работа ЭМО1"/>
+                  <w:listItem w:displayText="ПДС / КЦВ: Работа ЭМО2" w:value="ПДС / КЦВ: Работа ЭМО2"/>
+                  <w:listItem w:displayText="ПДС / ОК: Срабатывание" w:value="ПДС / ОК: Срабатывание"/>
+                  <w:listItem w:displayText="ПДС / КИ: Аварийный уровень изоляции" w:value="ПДС / КИ: Аварийный уровень изоляции"/>
+                  <w:listItem w:displayText="ПДС / КИ: Низкий уровень изоляции" w:value="ПДС / КИ: Низкий уровень изоляции"/>
+                  <w:listItem w:displayText="ПДС / РД: Отключение" w:value="ПДС / РД: Отключение"/>
+                  <w:listItem w:displayText="ПДС / РД: Низкая изоляция" w:value="ПДС / РД: Низкая изоляция"/>
+                  <w:listItem w:displayText="ПДС / КПруж: Пружина не заведена" w:value="ПДС / КПруж: Пружина не заведена"/>
+                  <w:listItem w:displayText="ПДС / ДТо: Отключение" w:value="ПДС / ДТо: Отключение"/>
+                  <w:listItem w:displayText="ПДС / ДТо: Сигнал" w:value="ПДС / ДТо: Сигнал"/>
+                  <w:listItem w:displayText="ПДС / ДТо: Низкая изоляция" w:value="ПДС / ДТо: Низкая изоляция"/>
+                  <w:listItem w:displayText="ПДС / В: Положение В (Отключено)" w:value="ПДС / В: Положение В (Отключено)"/>
+                  <w:listItem w:displayText="ПДС / В: Положение В (Включено)" w:value="ПДС / В: Положение В (Включено)"/>
+                  <w:listItem w:displayText="ПДС / В: Положение В (Не определено)" w:value="ПДС / В: Положение В (Не определено)"/>
+                  <w:listItem w:displayText="ПДС / В: Положение В (Неисправность)" w:value="ПДС / В: Положение В (Неисправность)"/>
+                  <w:listItem w:displayText="ПДС / В: Ключ М/Д привода В" w:value="ПДС / В: Ключ М/Д привода В"/>
+                  <w:listItem w:displayText="ЛО Т / ЗАВР: Функция введена в работу" w:value="ЛО Т / ЗАВР: Функция введена в работу"/>
+                  <w:listItem w:displayText="ЛО Т / ЗАВР: Функция оперативно выведена из работы" w:value="ЛО Т / ЗАВР: Функция оперативно выведена из работы"/>
+                  <w:listItem w:displayText="ЛО Т / ЗАВР: Запрет АВР" w:value="ЛО Т / ЗАВР: Запрет АВР"/>
+                  <w:listItem w:displayText="ЛО Т / ЛО: Функция введена в работу" w:value="ЛО Т / ЛО: Функция введена в работу"/>
+                  <w:listItem w:displayText="ЛО Т / ЛО: Функция оперативно выведена из работы" w:value="ЛО Т / ЛО: Функция оперативно выведена из работы"/>
+                  <w:listItem w:displayText="ЛО Т / ЛО: Пуск" w:value="ЛО Т / ЛО: Пуск"/>
+                  <w:listItem w:displayText="ЛО Т / ЛО: Срабатывание" w:value="ЛО Т / ЛО: Срабатывание"/>
+                  <w:listItem w:displayText="ЛО Т / ЗАПВ: Функция введена в работу" w:value="ЛО Т / ЗАПВ: Функция введена в работу"/>
+                  <w:listItem w:displayText="ЛО Т / ЗАПВ: Функция оперативно выведена из работы" w:value="ЛО Т / ЗАПВ: Функция оперативно выведена из работы"/>
+                  <w:listItem w:displayText="ЛО Т / ЗАПВ: Запрет АПВ" w:value="ЛО Т / ЗАПВ: Запрет АПВ"/>
+                </w:dropDownList>
+              </w:sdtPr>
+              <w:sdtEndPr/>
+              <w:sdtContent>
+                <w:r>
+                  <w:rPr>
+                    <w:i/>
+                    <w:color w:val="808080"/>
+                    <w:spacing w:val="10"/>
+                  </w:rPr>
+                  <w:t>Не назначено</w:t>
+                </w:r>
+              </w:sdtContent>
+            </w:sdt>
+          </w:p>
+        </w:tc>
+      </w:tr>
+      <w:tr>
+        <w:trPr>
+          <w:cnfStyle w:val="000000100000" w:firstRow="0" w:lastRow="0" w:firstColumn="0" w:lastColumn="0" w:oddVBand="0" w:evenVBand="0" w:oddHBand="1" w:evenHBand="0" w:firstRowFirstColumn="0" w:firstRowLastColumn="0" w:lastRowFirstColumn="0" w:lastRowLastColumn="0"/>
+        </w:trPr>
+        <w:tc>
+          <w:tcPr>
+            <w:tcW w:w="2448" w:type="dxa"/>
+            <w:gridSpan w:val="5"/>
+          </w:tcPr>
+          <w:p>
+            <w:pPr>
+              <w:pStyle w:val="affa"/>
+            </w:pPr>
+            <w:r>
+              <w:t>{%tr endfor %}</w:t>
+            </w:r>
+          </w:p>
+        </w:tc>
+        <w:tc>
+          <w:tcPr>
+            <w:tcW w:w="2448" w:type="dxa"/>
+          </w:tcPr>
+          <w:p>
+            <w:pPr>
+              <w:pStyle w:val="affa"/>
+            </w:pPr>
           </w:p>
         </w:tc>
       </w:tr>
@@ -7164,7 +8136,7 @@
         <w:noProof/>
         <w:szCs w:val="24"/>
       </w:rPr>
-      <w:t>7</w:t>
+      <w:t>8</w:t>
     </w:r>
     <w:r>
       <w:rPr>
@@ -16135,6 +17107,27 @@
     <w:uiPriority w:val="99"/>
     <w:rsid w:val="00D76C1B"/>
   </w:style>
+  <w:style w:type="table" w:customStyle="1" w:styleId="65">
+    <w:name w:val="Стиль6"/>
+    <w:basedOn w:val="510"/>
+    <w:uiPriority w:val="99"/>
+    <w:rsid w:val="00140E4D"/>
+    <w:tblPr>
+      <w:tblStyleRowBandSize w:val="1"/>
+    </w:tblPr>
+    <w:tblStylePr w:type="firstRow">
+      <w:tblPr/>
+      <w:tcPr>
+        <w:vAlign w:val="center"/>
+      </w:tcPr>
+    </w:tblStylePr>
+    <w:tblStylePr w:type="band1Horz">
+      <w:tblPr/>
+      <w:tcPr>
+        <w:shd w:val="clear" w:color="auto" w:fill="D9D9D9" w:themeFill="background1" w:themeFillShade="D9"/>
+      </w:tcPr>
+    </w:tblStylePr>
+  </w:style>
 </w:styles>
 </file>
 
@@ -16400,19 +17393,17 @@
   <w:rsids>
     <w:rsidRoot w:val="007C608A"/>
     <w:rsid w:val="00070057"/>
+    <w:rsid w:val="00080471"/>
     <w:rsid w:val="0010213D"/>
     <w:rsid w:val="001239C7"/>
     <w:rsid w:val="0014336D"/>
     <w:rsid w:val="001D780E"/>
-    <w:rsid w:val="001F06EF"/>
     <w:rsid w:val="002224C9"/>
     <w:rsid w:val="00271A17"/>
     <w:rsid w:val="00283B7E"/>
     <w:rsid w:val="002A75EF"/>
     <w:rsid w:val="002B15B6"/>
-    <w:rsid w:val="002B4FD6"/>
     <w:rsid w:val="002F41A2"/>
-    <w:rsid w:val="00337EEA"/>
     <w:rsid w:val="00375ECA"/>
     <w:rsid w:val="004071DF"/>
     <w:rsid w:val="004932BB"/>
@@ -16424,7 +17415,6 @@
     <w:rsid w:val="00651EFB"/>
     <w:rsid w:val="00662D1E"/>
     <w:rsid w:val="006F7246"/>
-    <w:rsid w:val="007862C9"/>
     <w:rsid w:val="007935A9"/>
     <w:rsid w:val="007952C5"/>
     <w:rsid w:val="007A52B0"/>
@@ -16439,14 +17429,14 @@
     <w:rsid w:val="009E0470"/>
     <w:rsid w:val="00A4061C"/>
     <w:rsid w:val="00A436FC"/>
-    <w:rsid w:val="00A642DA"/>
     <w:rsid w:val="00A949B1"/>
+    <w:rsid w:val="00AE76CC"/>
     <w:rsid w:val="00AE7F01"/>
-    <w:rsid w:val="00B24ECD"/>
     <w:rsid w:val="00B45FB1"/>
     <w:rsid w:val="00BD646C"/>
     <w:rsid w:val="00C83915"/>
     <w:rsid w:val="00CE3CAC"/>
+    <w:rsid w:val="00CE50D4"/>
     <w:rsid w:val="00D54719"/>
     <w:rsid w:val="00D95B8B"/>
     <w:rsid w:val="00DA23D8"/>
@@ -16459,7 +17449,6 @@
     <w:rsid w:val="00F349B0"/>
     <w:rsid w:val="00F61F90"/>
     <w:rsid w:val="00F65272"/>
-    <w:rsid w:val="00FA67AF"/>
     <w:rsid w:val="00FA7F71"/>
     <w:rsid w:val="00FB5220"/>
   </w:rsids>
@@ -28311,7 +29300,7 @@
 </file>
 
 <file path=customXml/itemProps1.xml><?xml version="1.0" encoding="utf-8"?>
-<ds:datastoreItem xmlns:ds="http://schemas.openxmlformats.org/officeDocument/2006/customXml" ds:itemID="{3EC57140-B9CD-4B24-804A-201B530D4D9C}">
+<ds:datastoreItem xmlns:ds="http://schemas.openxmlformats.org/officeDocument/2006/customXml" ds:itemID="{B53A8263-6A39-4757-8F5A-024031AB5AE8}">
   <ds:schemaRefs>
     <ds:schemaRef ds:uri="http://schemas.openxmlformats.org/officeDocument/2006/bibliography"/>
   </ds:schemaRefs>
